--- a/阶段性评审/第一次评审/测试用例及清单文档.docx
+++ b/阶段性评审/第一次评审/测试用例及清单文档.docx
@@ -1396,7 +1396,7 @@
               </w:rPr>
               <w:t>1. 访问</w:t>
             </w:r>
-            <w:hyperlink r:id="rId4" w:tgtFrame="_blank" w:history="1">
+            <w:hyperlink r:id="rId6" w:tgtFrame="_blank" w:history="1">
               <w:r>
                 <w:rPr>
                   <w:rStyle w:val="ae"/>
@@ -2996,7 +2996,7 @@
               </w:rPr>
               <w:t>成功跳转至买家首页（</w:t>
             </w:r>
-            <w:hyperlink r:id="rId5" w:tgtFrame="_blank" w:history="1">
+            <w:hyperlink r:id="rId7" w:tgtFrame="_blank" w:history="1">
               <w:r>
                 <w:rPr>
                   <w:rStyle w:val="ae"/>
@@ -3400,7 +3400,7 @@
               </w:rPr>
               <w:t>1. 访问</w:t>
             </w:r>
-            <w:hyperlink r:id="rId6" w:tgtFrame="_blank" w:history="1">
+            <w:hyperlink r:id="rId8" w:tgtFrame="_blank" w:history="1">
               <w:r>
                 <w:rPr>
                   <w:rStyle w:val="ae"/>
@@ -3928,6 +3928,1259 @@
                 <w:sz w:val="22"/>
               </w:rPr>
               <w:t>执行成功</w:t>
+            </w:r>
+          </w:p>
+        </w:tc>
+      </w:tr>
+    </w:tbl>
+    <w:p>
+      <w:pPr>
+        <w:rPr>
+          <w:b/>
+          <w:bCs/>
+          <w:sz w:val="24"/>
+          <w:szCs w:val="24"/>
+        </w:rPr>
+      </w:pPr>
+    </w:p>
+    <w:p>
+      <w:pPr>
+        <w:rPr>
+          <w:b/>
+          <w:bCs/>
+          <w:sz w:val="24"/>
+          <w:szCs w:val="24"/>
+        </w:rPr>
+      </w:pPr>
+      <w:r>
+        <w:rPr>
+          <w:b/>
+          <w:bCs/>
+          <w:sz w:val="24"/>
+          <w:szCs w:val="24"/>
+        </w:rPr>
+        <w:t>Selenium 自动化测试</w:t>
+      </w:r>
+    </w:p>
+    <w:tbl>
+      <w:tblPr>
+        <w:tblW w:w="0" w:type="auto"/>
+        <w:tblBorders>
+          <w:top w:val="single" w:sz="4" w:space="0" w:color="auto"/>
+          <w:left w:val="single" w:sz="4" w:space="0" w:color="auto"/>
+          <w:bottom w:val="single" w:sz="4" w:space="0" w:color="auto"/>
+          <w:right w:val="single" w:sz="4" w:space="0" w:color="auto"/>
+        </w:tblBorders>
+        <w:shd w:val="clear" w:color="auto" w:fill="FFFFFF"/>
+        <w:tblCellMar>
+          <w:left w:w="0" w:type="dxa"/>
+          <w:right w:w="0" w:type="dxa"/>
+        </w:tblCellMar>
+        <w:tblLook w:val="04A0" w:firstRow="1" w:lastRow="0" w:firstColumn="1" w:lastColumn="0" w:noHBand="0" w:noVBand="1"/>
+      </w:tblPr>
+      <w:tblGrid>
+        <w:gridCol w:w="1154"/>
+        <w:gridCol w:w="1803"/>
+        <w:gridCol w:w="2027"/>
+        <w:gridCol w:w="2407"/>
+        <w:gridCol w:w="905"/>
+      </w:tblGrid>
+      <w:tr>
+        <w:trPr>
+          <w:tblHeader/>
+        </w:trPr>
+        <w:tc>
+          <w:tcPr>
+            <w:tcW w:w="0" w:type="auto"/>
+            <w:tcBorders>
+              <w:top w:val="single" w:sz="4" w:space="0" w:color="auto"/>
+              <w:left w:val="single" w:sz="4" w:space="0" w:color="auto"/>
+              <w:bottom w:val="single" w:sz="4" w:space="0" w:color="auto"/>
+              <w:right w:val="single" w:sz="4" w:space="0" w:color="auto"/>
+            </w:tcBorders>
+            <w:shd w:val="clear" w:color="auto" w:fill="F2F2F2"/>
+            <w:tcMar>
+              <w:top w:w="180" w:type="dxa"/>
+              <w:left w:w="270" w:type="dxa"/>
+              <w:bottom w:w="180" w:type="dxa"/>
+              <w:right w:w="270" w:type="dxa"/>
+            </w:tcMar>
+            <w:vAlign w:val="center"/>
+            <w:hideMark/>
+          </w:tcPr>
+          <w:p>
+            <w:pPr>
+              <w:rPr>
+                <w:sz w:val="22"/>
+              </w:rPr>
+            </w:pPr>
+            <w:r>
+              <w:rPr>
+                <w:sz w:val="22"/>
+              </w:rPr>
+              <w:t>测试编号</w:t>
+            </w:r>
+          </w:p>
+        </w:tc>
+        <w:tc>
+          <w:tcPr>
+            <w:tcW w:w="0" w:type="auto"/>
+            <w:tcBorders>
+              <w:top w:val="single" w:sz="4" w:space="0" w:color="auto"/>
+              <w:left w:val="nil"/>
+              <w:bottom w:val="single" w:sz="4" w:space="0" w:color="auto"/>
+              <w:right w:val="single" w:sz="4" w:space="0" w:color="auto"/>
+            </w:tcBorders>
+            <w:shd w:val="clear" w:color="auto" w:fill="F2F2F2"/>
+            <w:tcMar>
+              <w:top w:w="180" w:type="dxa"/>
+              <w:left w:w="270" w:type="dxa"/>
+              <w:bottom w:w="180" w:type="dxa"/>
+              <w:right w:w="270" w:type="dxa"/>
+            </w:tcMar>
+            <w:vAlign w:val="center"/>
+            <w:hideMark/>
+          </w:tcPr>
+          <w:p>
+            <w:pPr>
+              <w:rPr>
+                <w:sz w:val="22"/>
+              </w:rPr>
+            </w:pPr>
+            <w:r>
+              <w:rPr>
+                <w:sz w:val="22"/>
+              </w:rPr>
+              <w:t>测试场景</w:t>
+            </w:r>
+          </w:p>
+        </w:tc>
+        <w:tc>
+          <w:tcPr>
+            <w:tcW w:w="0" w:type="auto"/>
+            <w:tcBorders>
+              <w:top w:val="single" w:sz="4" w:space="0" w:color="auto"/>
+              <w:left w:val="nil"/>
+              <w:bottom w:val="single" w:sz="4" w:space="0" w:color="auto"/>
+              <w:right w:val="single" w:sz="4" w:space="0" w:color="auto"/>
+            </w:tcBorders>
+            <w:shd w:val="clear" w:color="auto" w:fill="F2F2F2"/>
+            <w:tcMar>
+              <w:top w:w="180" w:type="dxa"/>
+              <w:left w:w="270" w:type="dxa"/>
+              <w:bottom w:w="180" w:type="dxa"/>
+              <w:right w:w="270" w:type="dxa"/>
+            </w:tcMar>
+            <w:vAlign w:val="center"/>
+            <w:hideMark/>
+          </w:tcPr>
+          <w:p>
+            <w:pPr>
+              <w:rPr>
+                <w:sz w:val="22"/>
+              </w:rPr>
+            </w:pPr>
+            <w:r>
+              <w:rPr>
+                <w:sz w:val="22"/>
+              </w:rPr>
+              <w:t>测试步骤</w:t>
+            </w:r>
+          </w:p>
+        </w:tc>
+        <w:tc>
+          <w:tcPr>
+            <w:tcW w:w="0" w:type="auto"/>
+            <w:tcBorders>
+              <w:top w:val="single" w:sz="4" w:space="0" w:color="auto"/>
+              <w:left w:val="nil"/>
+              <w:bottom w:val="single" w:sz="4" w:space="0" w:color="auto"/>
+              <w:right w:val="single" w:sz="4" w:space="0" w:color="auto"/>
+            </w:tcBorders>
+            <w:shd w:val="clear" w:color="auto" w:fill="F2F2F2"/>
+            <w:tcMar>
+              <w:top w:w="180" w:type="dxa"/>
+              <w:left w:w="270" w:type="dxa"/>
+              <w:bottom w:w="180" w:type="dxa"/>
+              <w:right w:w="270" w:type="dxa"/>
+            </w:tcMar>
+            <w:vAlign w:val="center"/>
+            <w:hideMark/>
+          </w:tcPr>
+          <w:p>
+            <w:pPr>
+              <w:rPr>
+                <w:sz w:val="22"/>
+              </w:rPr>
+            </w:pPr>
+            <w:r>
+              <w:rPr>
+                <w:sz w:val="22"/>
+              </w:rPr>
+              <w:t>预期结果</w:t>
+            </w:r>
+          </w:p>
+        </w:tc>
+        <w:tc>
+          <w:tcPr>
+            <w:tcW w:w="0" w:type="auto"/>
+            <w:tcBorders>
+              <w:top w:val="single" w:sz="4" w:space="0" w:color="auto"/>
+              <w:left w:val="nil"/>
+              <w:bottom w:val="single" w:sz="4" w:space="0" w:color="auto"/>
+              <w:right w:val="single" w:sz="4" w:space="0" w:color="auto"/>
+            </w:tcBorders>
+            <w:shd w:val="clear" w:color="auto" w:fill="F2F2F2"/>
+            <w:tcMar>
+              <w:top w:w="180" w:type="dxa"/>
+              <w:left w:w="270" w:type="dxa"/>
+              <w:bottom w:w="180" w:type="dxa"/>
+              <w:right w:w="270" w:type="dxa"/>
+            </w:tcMar>
+            <w:vAlign w:val="center"/>
+            <w:hideMark/>
+          </w:tcPr>
+          <w:p>
+            <w:pPr>
+              <w:rPr>
+                <w:sz w:val="22"/>
+              </w:rPr>
+            </w:pPr>
+            <w:r>
+              <w:rPr>
+                <w:sz w:val="22"/>
+              </w:rPr>
+              <w:t>优先级</w:t>
+            </w:r>
+          </w:p>
+        </w:tc>
+      </w:tr>
+      <w:tr>
+        <w:tc>
+          <w:tcPr>
+            <w:tcW w:w="0" w:type="auto"/>
+            <w:tcBorders>
+              <w:top w:val="single" w:sz="4" w:space="0" w:color="auto"/>
+              <w:left w:val="single" w:sz="4" w:space="0" w:color="auto"/>
+              <w:bottom w:val="single" w:sz="4" w:space="0" w:color="auto"/>
+              <w:right w:val="single" w:sz="4" w:space="0" w:color="auto"/>
+            </w:tcBorders>
+            <w:shd w:val="clear" w:color="auto" w:fill="FFFFFF"/>
+            <w:tcMar>
+              <w:top w:w="180" w:type="dxa"/>
+              <w:left w:w="270" w:type="dxa"/>
+              <w:bottom w:w="180" w:type="dxa"/>
+              <w:right w:w="270" w:type="dxa"/>
+            </w:tcMar>
+            <w:vAlign w:val="center"/>
+            <w:hideMark/>
+          </w:tcPr>
+          <w:p>
+            <w:pPr>
+              <w:rPr>
+                <w:sz w:val="22"/>
+              </w:rPr>
+            </w:pPr>
+            <w:r>
+              <w:rPr>
+                <w:sz w:val="22"/>
+              </w:rPr>
+              <w:t>TC01</w:t>
+            </w:r>
+          </w:p>
+        </w:tc>
+        <w:tc>
+          <w:tcPr>
+            <w:tcW w:w="0" w:type="auto"/>
+            <w:tcBorders>
+              <w:top w:val="single" w:sz="4" w:space="0" w:color="auto"/>
+              <w:left w:val="nil"/>
+              <w:bottom w:val="single" w:sz="4" w:space="0" w:color="auto"/>
+              <w:right w:val="single" w:sz="4" w:space="0" w:color="auto"/>
+            </w:tcBorders>
+            <w:shd w:val="clear" w:color="auto" w:fill="FFFFFF"/>
+            <w:tcMar>
+              <w:top w:w="180" w:type="dxa"/>
+              <w:left w:w="270" w:type="dxa"/>
+              <w:bottom w:w="180" w:type="dxa"/>
+              <w:right w:w="270" w:type="dxa"/>
+            </w:tcMar>
+            <w:vAlign w:val="center"/>
+            <w:hideMark/>
+          </w:tcPr>
+          <w:p>
+            <w:pPr>
+              <w:rPr>
+                <w:sz w:val="22"/>
+              </w:rPr>
+            </w:pPr>
+            <w:r>
+              <w:rPr>
+                <w:sz w:val="22"/>
+              </w:rPr>
+              <w:t>卖家登录功</w:t>
+            </w:r>
+            <w:r>
+              <w:rPr>
+                <w:sz w:val="22"/>
+              </w:rPr>
+              <w:lastRenderedPageBreak/>
+              <w:t>能</w:t>
+            </w:r>
+          </w:p>
+        </w:tc>
+        <w:tc>
+          <w:tcPr>
+            <w:tcW w:w="0" w:type="auto"/>
+            <w:tcBorders>
+              <w:top w:val="single" w:sz="4" w:space="0" w:color="auto"/>
+              <w:left w:val="nil"/>
+              <w:bottom w:val="single" w:sz="4" w:space="0" w:color="auto"/>
+              <w:right w:val="single" w:sz="4" w:space="0" w:color="auto"/>
+            </w:tcBorders>
+            <w:shd w:val="clear" w:color="auto" w:fill="FFFFFF"/>
+            <w:tcMar>
+              <w:top w:w="180" w:type="dxa"/>
+              <w:left w:w="270" w:type="dxa"/>
+              <w:bottom w:w="180" w:type="dxa"/>
+              <w:right w:w="270" w:type="dxa"/>
+            </w:tcMar>
+            <w:vAlign w:val="center"/>
+            <w:hideMark/>
+          </w:tcPr>
+          <w:p>
+            <w:pPr>
+              <w:rPr>
+                <w:sz w:val="22"/>
+              </w:rPr>
+            </w:pPr>
+            <w:r>
+              <w:rPr>
+                <w:sz w:val="22"/>
+              </w:rPr>
+              <w:lastRenderedPageBreak/>
+              <w:t>1. 访问卖家登</w:t>
+            </w:r>
+            <w:r>
+              <w:rPr>
+                <w:sz w:val="22"/>
+              </w:rPr>
+              <w:lastRenderedPageBreak/>
+              <w:t>录页</w:t>
+            </w:r>
+          </w:p>
+          <w:p>
+            <w:pPr>
+              <w:rPr>
+                <w:sz w:val="22"/>
+              </w:rPr>
+            </w:pPr>
+            <w:r>
+              <w:rPr>
+                <w:sz w:val="22"/>
+              </w:rPr>
+              <w:t>2. 输入正确用户名 / 密码</w:t>
+            </w:r>
+          </w:p>
+          <w:p>
+            <w:pPr>
+              <w:rPr>
+                <w:sz w:val="22"/>
+              </w:rPr>
+            </w:pPr>
+            <w:r>
+              <w:rPr>
+                <w:sz w:val="22"/>
+              </w:rPr>
+              <w:t>3. 点击登录按钮</w:t>
+            </w:r>
+          </w:p>
+        </w:tc>
+        <w:tc>
+          <w:tcPr>
+            <w:tcW w:w="0" w:type="auto"/>
+            <w:tcBorders>
+              <w:top w:val="single" w:sz="4" w:space="0" w:color="auto"/>
+              <w:left w:val="nil"/>
+              <w:bottom w:val="single" w:sz="4" w:space="0" w:color="auto"/>
+              <w:right w:val="single" w:sz="4" w:space="0" w:color="auto"/>
+            </w:tcBorders>
+            <w:shd w:val="clear" w:color="auto" w:fill="FFFFFF"/>
+            <w:tcMar>
+              <w:top w:w="180" w:type="dxa"/>
+              <w:left w:w="270" w:type="dxa"/>
+              <w:bottom w:w="180" w:type="dxa"/>
+              <w:right w:w="270" w:type="dxa"/>
+            </w:tcMar>
+            <w:vAlign w:val="center"/>
+            <w:hideMark/>
+          </w:tcPr>
+          <w:p>
+            <w:pPr>
+              <w:rPr>
+                <w:sz w:val="22"/>
+              </w:rPr>
+            </w:pPr>
+            <w:r>
+              <w:rPr>
+                <w:sz w:val="22"/>
+              </w:rPr>
+              <w:lastRenderedPageBreak/>
+              <w:t>登录成功并跳转至</w:t>
+            </w:r>
+            <w:r>
+              <w:rPr>
+                <w:sz w:val="22"/>
+              </w:rPr>
+              <w:lastRenderedPageBreak/>
+              <w:t>卖家后台</w:t>
+            </w:r>
+          </w:p>
+        </w:tc>
+        <w:tc>
+          <w:tcPr>
+            <w:tcW w:w="0" w:type="auto"/>
+            <w:tcBorders>
+              <w:top w:val="single" w:sz="4" w:space="0" w:color="auto"/>
+              <w:left w:val="nil"/>
+              <w:bottom w:val="single" w:sz="4" w:space="0" w:color="auto"/>
+              <w:right w:val="single" w:sz="4" w:space="0" w:color="auto"/>
+            </w:tcBorders>
+            <w:shd w:val="clear" w:color="auto" w:fill="FFFFFF"/>
+            <w:tcMar>
+              <w:top w:w="180" w:type="dxa"/>
+              <w:left w:w="270" w:type="dxa"/>
+              <w:bottom w:w="180" w:type="dxa"/>
+              <w:right w:w="270" w:type="dxa"/>
+            </w:tcMar>
+            <w:vAlign w:val="center"/>
+            <w:hideMark/>
+          </w:tcPr>
+          <w:p>
+            <w:pPr>
+              <w:rPr>
+                <w:sz w:val="22"/>
+              </w:rPr>
+            </w:pPr>
+            <w:r>
+              <w:rPr>
+                <w:sz w:val="22"/>
+              </w:rPr>
+              <w:lastRenderedPageBreak/>
+              <w:t>高</w:t>
+            </w:r>
+          </w:p>
+        </w:tc>
+      </w:tr>
+      <w:tr>
+        <w:tc>
+          <w:tcPr>
+            <w:tcW w:w="0" w:type="auto"/>
+            <w:tcBorders>
+              <w:top w:val="single" w:sz="4" w:space="0" w:color="auto"/>
+              <w:left w:val="single" w:sz="4" w:space="0" w:color="auto"/>
+              <w:bottom w:val="single" w:sz="4" w:space="0" w:color="auto"/>
+              <w:right w:val="single" w:sz="4" w:space="0" w:color="auto"/>
+            </w:tcBorders>
+            <w:shd w:val="clear" w:color="auto" w:fill="FFFFFF"/>
+            <w:tcMar>
+              <w:top w:w="180" w:type="dxa"/>
+              <w:left w:w="270" w:type="dxa"/>
+              <w:bottom w:w="180" w:type="dxa"/>
+              <w:right w:w="270" w:type="dxa"/>
+            </w:tcMar>
+            <w:vAlign w:val="center"/>
+            <w:hideMark/>
+          </w:tcPr>
+          <w:p>
+            <w:pPr>
+              <w:rPr>
+                <w:sz w:val="22"/>
+              </w:rPr>
+            </w:pPr>
+            <w:r>
+              <w:rPr>
+                <w:sz w:val="22"/>
+              </w:rPr>
+              <w:t>TC02</w:t>
+            </w:r>
+          </w:p>
+        </w:tc>
+        <w:tc>
+          <w:tcPr>
+            <w:tcW w:w="0" w:type="auto"/>
+            <w:tcBorders>
+              <w:top w:val="single" w:sz="4" w:space="0" w:color="auto"/>
+              <w:left w:val="nil"/>
+              <w:bottom w:val="single" w:sz="4" w:space="0" w:color="auto"/>
+              <w:right w:val="single" w:sz="4" w:space="0" w:color="auto"/>
+            </w:tcBorders>
+            <w:shd w:val="clear" w:color="auto" w:fill="FFFFFF"/>
+            <w:tcMar>
+              <w:top w:w="180" w:type="dxa"/>
+              <w:left w:w="270" w:type="dxa"/>
+              <w:bottom w:w="180" w:type="dxa"/>
+              <w:right w:w="270" w:type="dxa"/>
+            </w:tcMar>
+            <w:vAlign w:val="center"/>
+            <w:hideMark/>
+          </w:tcPr>
+          <w:p>
+            <w:pPr>
+              <w:rPr>
+                <w:sz w:val="22"/>
+              </w:rPr>
+            </w:pPr>
+            <w:r>
+              <w:rPr>
+                <w:sz w:val="22"/>
+              </w:rPr>
+              <w:t>发布新商品</w:t>
+            </w:r>
+          </w:p>
+        </w:tc>
+        <w:tc>
+          <w:tcPr>
+            <w:tcW w:w="0" w:type="auto"/>
+            <w:tcBorders>
+              <w:top w:val="single" w:sz="4" w:space="0" w:color="auto"/>
+              <w:left w:val="nil"/>
+              <w:bottom w:val="single" w:sz="4" w:space="0" w:color="auto"/>
+              <w:right w:val="single" w:sz="4" w:space="0" w:color="auto"/>
+            </w:tcBorders>
+            <w:shd w:val="clear" w:color="auto" w:fill="FFFFFF"/>
+            <w:tcMar>
+              <w:top w:w="180" w:type="dxa"/>
+              <w:left w:w="270" w:type="dxa"/>
+              <w:bottom w:w="180" w:type="dxa"/>
+              <w:right w:w="270" w:type="dxa"/>
+            </w:tcMar>
+            <w:vAlign w:val="center"/>
+            <w:hideMark/>
+          </w:tcPr>
+          <w:p>
+            <w:pPr>
+              <w:rPr>
+                <w:sz w:val="22"/>
+              </w:rPr>
+            </w:pPr>
+            <w:r>
+              <w:rPr>
+                <w:sz w:val="22"/>
+              </w:rPr>
+              <w:t>1. 卖家登录后点击 "发布新商品"</w:t>
+            </w:r>
+          </w:p>
+          <w:p>
+            <w:pPr>
+              <w:rPr>
+                <w:sz w:val="22"/>
+              </w:rPr>
+            </w:pPr>
+            <w:r>
+              <w:rPr>
+                <w:sz w:val="22"/>
+              </w:rPr>
+              <w:t>2. 填写商品信息（名称、价格等）</w:t>
+            </w:r>
+          </w:p>
+          <w:p>
+            <w:pPr>
+              <w:rPr>
+                <w:sz w:val="22"/>
+              </w:rPr>
+            </w:pPr>
+            <w:r>
+              <w:rPr>
+                <w:sz w:val="22"/>
+              </w:rPr>
+              <w:t>3. 提交表单</w:t>
+            </w:r>
+          </w:p>
+        </w:tc>
+        <w:tc>
+          <w:tcPr>
+            <w:tcW w:w="0" w:type="auto"/>
+            <w:tcBorders>
+              <w:top w:val="single" w:sz="4" w:space="0" w:color="auto"/>
+              <w:left w:val="nil"/>
+              <w:bottom w:val="single" w:sz="4" w:space="0" w:color="auto"/>
+              <w:right w:val="single" w:sz="4" w:space="0" w:color="auto"/>
+            </w:tcBorders>
+            <w:shd w:val="clear" w:color="auto" w:fill="FFFFFF"/>
+            <w:tcMar>
+              <w:top w:w="180" w:type="dxa"/>
+              <w:left w:w="270" w:type="dxa"/>
+              <w:bottom w:w="180" w:type="dxa"/>
+              <w:right w:w="270" w:type="dxa"/>
+            </w:tcMar>
+            <w:vAlign w:val="center"/>
+            <w:hideMark/>
+          </w:tcPr>
+          <w:p>
+            <w:pPr>
+              <w:rPr>
+                <w:sz w:val="22"/>
+              </w:rPr>
+            </w:pPr>
+            <w:r>
+              <w:rPr>
+                <w:sz w:val="22"/>
+              </w:rPr>
+              <w:t>商品发布成功，在后台显示为当前在售商品</w:t>
+            </w:r>
+          </w:p>
+        </w:tc>
+        <w:tc>
+          <w:tcPr>
+            <w:tcW w:w="0" w:type="auto"/>
+            <w:tcBorders>
+              <w:top w:val="single" w:sz="4" w:space="0" w:color="auto"/>
+              <w:left w:val="nil"/>
+              <w:bottom w:val="single" w:sz="4" w:space="0" w:color="auto"/>
+              <w:right w:val="single" w:sz="4" w:space="0" w:color="auto"/>
+            </w:tcBorders>
+            <w:shd w:val="clear" w:color="auto" w:fill="FFFFFF"/>
+            <w:tcMar>
+              <w:top w:w="180" w:type="dxa"/>
+              <w:left w:w="270" w:type="dxa"/>
+              <w:bottom w:w="180" w:type="dxa"/>
+              <w:right w:w="270" w:type="dxa"/>
+            </w:tcMar>
+            <w:vAlign w:val="center"/>
+            <w:hideMark/>
+          </w:tcPr>
+          <w:p>
+            <w:pPr>
+              <w:rPr>
+                <w:sz w:val="22"/>
+              </w:rPr>
+            </w:pPr>
+            <w:r>
+              <w:rPr>
+                <w:sz w:val="22"/>
+              </w:rPr>
+              <w:t>高</w:t>
+            </w:r>
+          </w:p>
+        </w:tc>
+      </w:tr>
+      <w:tr>
+        <w:tc>
+          <w:tcPr>
+            <w:tcW w:w="0" w:type="auto"/>
+            <w:tcBorders>
+              <w:top w:val="single" w:sz="4" w:space="0" w:color="auto"/>
+              <w:left w:val="single" w:sz="4" w:space="0" w:color="auto"/>
+              <w:bottom w:val="single" w:sz="4" w:space="0" w:color="auto"/>
+              <w:right w:val="single" w:sz="4" w:space="0" w:color="auto"/>
+            </w:tcBorders>
+            <w:shd w:val="clear" w:color="auto" w:fill="FFFFFF"/>
+            <w:tcMar>
+              <w:top w:w="180" w:type="dxa"/>
+              <w:left w:w="270" w:type="dxa"/>
+              <w:bottom w:w="180" w:type="dxa"/>
+              <w:right w:w="270" w:type="dxa"/>
+            </w:tcMar>
+            <w:vAlign w:val="center"/>
+            <w:hideMark/>
+          </w:tcPr>
+          <w:p>
+            <w:pPr>
+              <w:rPr>
+                <w:sz w:val="22"/>
+              </w:rPr>
+            </w:pPr>
+            <w:r>
+              <w:rPr>
+                <w:sz w:val="22"/>
+              </w:rPr>
+              <w:t>TC03</w:t>
+            </w:r>
+          </w:p>
+        </w:tc>
+        <w:tc>
+          <w:tcPr>
+            <w:tcW w:w="0" w:type="auto"/>
+            <w:tcBorders>
+              <w:top w:val="single" w:sz="4" w:space="0" w:color="auto"/>
+              <w:left w:val="nil"/>
+              <w:bottom w:val="single" w:sz="4" w:space="0" w:color="auto"/>
+              <w:right w:val="single" w:sz="4" w:space="0" w:color="auto"/>
+            </w:tcBorders>
+            <w:shd w:val="clear" w:color="auto" w:fill="FFFFFF"/>
+            <w:tcMar>
+              <w:top w:w="180" w:type="dxa"/>
+              <w:left w:w="270" w:type="dxa"/>
+              <w:bottom w:w="180" w:type="dxa"/>
+              <w:right w:w="270" w:type="dxa"/>
+            </w:tcMar>
+            <w:vAlign w:val="center"/>
+            <w:hideMark/>
+          </w:tcPr>
+          <w:p>
+            <w:pPr>
+              <w:rPr>
+                <w:sz w:val="22"/>
+              </w:rPr>
+            </w:pPr>
+            <w:r>
+              <w:rPr>
+                <w:sz w:val="22"/>
+              </w:rPr>
+              <w:t>商品冻结 / 解冻功能</w:t>
+            </w:r>
+          </w:p>
+        </w:tc>
+        <w:tc>
+          <w:tcPr>
+            <w:tcW w:w="0" w:type="auto"/>
+            <w:tcBorders>
+              <w:top w:val="single" w:sz="4" w:space="0" w:color="auto"/>
+              <w:left w:val="nil"/>
+              <w:bottom w:val="single" w:sz="4" w:space="0" w:color="auto"/>
+              <w:right w:val="single" w:sz="4" w:space="0" w:color="auto"/>
+            </w:tcBorders>
+            <w:shd w:val="clear" w:color="auto" w:fill="FFFFFF"/>
+            <w:tcMar>
+              <w:top w:w="180" w:type="dxa"/>
+              <w:left w:w="270" w:type="dxa"/>
+              <w:bottom w:w="180" w:type="dxa"/>
+              <w:right w:w="270" w:type="dxa"/>
+            </w:tcMar>
+            <w:vAlign w:val="center"/>
+            <w:hideMark/>
+          </w:tcPr>
+          <w:p>
+            <w:pPr>
+              <w:rPr>
+                <w:sz w:val="22"/>
+              </w:rPr>
+            </w:pPr>
+            <w:r>
+              <w:rPr>
+                <w:sz w:val="22"/>
+              </w:rPr>
+              <w:t>1. 进入卖家后台</w:t>
+            </w:r>
+          </w:p>
+          <w:p>
+            <w:pPr>
+              <w:rPr>
+                <w:sz w:val="22"/>
+              </w:rPr>
+            </w:pPr>
+            <w:r>
+              <w:rPr>
+                <w:sz w:val="22"/>
+              </w:rPr>
+              <w:t>2. 点击 "冻结商品" 按钮</w:t>
+            </w:r>
+          </w:p>
+          <w:p>
+            <w:pPr>
+              <w:rPr>
+                <w:sz w:val="22"/>
+              </w:rPr>
+            </w:pPr>
+            <w:r>
+              <w:rPr>
+                <w:sz w:val="22"/>
+              </w:rPr>
+              <w:t>3. 验证状态变为 "交易中（已冻结）"</w:t>
+            </w:r>
+          </w:p>
+          <w:p>
+            <w:pPr>
+              <w:rPr>
+                <w:sz w:val="22"/>
+              </w:rPr>
+            </w:pPr>
+            <w:r>
+              <w:rPr>
+                <w:sz w:val="22"/>
+              </w:rPr>
+              <w:t>4. 点击 "解除冻结" 按钮</w:t>
+            </w:r>
+          </w:p>
+        </w:tc>
+        <w:tc>
+          <w:tcPr>
+            <w:tcW w:w="0" w:type="auto"/>
+            <w:tcBorders>
+              <w:top w:val="single" w:sz="4" w:space="0" w:color="auto"/>
+              <w:left w:val="nil"/>
+              <w:bottom w:val="single" w:sz="4" w:space="0" w:color="auto"/>
+              <w:right w:val="single" w:sz="4" w:space="0" w:color="auto"/>
+            </w:tcBorders>
+            <w:shd w:val="clear" w:color="auto" w:fill="FFFFFF"/>
+            <w:tcMar>
+              <w:top w:w="180" w:type="dxa"/>
+              <w:left w:w="270" w:type="dxa"/>
+              <w:bottom w:w="180" w:type="dxa"/>
+              <w:right w:w="270" w:type="dxa"/>
+            </w:tcMar>
+            <w:vAlign w:val="center"/>
+            <w:hideMark/>
+          </w:tcPr>
+          <w:p>
+            <w:pPr>
+              <w:rPr>
+                <w:sz w:val="22"/>
+              </w:rPr>
+            </w:pPr>
+            <w:r>
+              <w:rPr>
+                <w:sz w:val="22"/>
+              </w:rPr>
+              <w:t>状态随操作切换，且后端数据同步更新</w:t>
+            </w:r>
+          </w:p>
+        </w:tc>
+        <w:tc>
+          <w:tcPr>
+            <w:tcW w:w="0" w:type="auto"/>
+            <w:tcBorders>
+              <w:top w:val="single" w:sz="4" w:space="0" w:color="auto"/>
+              <w:left w:val="nil"/>
+              <w:bottom w:val="single" w:sz="4" w:space="0" w:color="auto"/>
+              <w:right w:val="single" w:sz="4" w:space="0" w:color="auto"/>
+            </w:tcBorders>
+            <w:shd w:val="clear" w:color="auto" w:fill="FFFFFF"/>
+            <w:tcMar>
+              <w:top w:w="180" w:type="dxa"/>
+              <w:left w:w="270" w:type="dxa"/>
+              <w:bottom w:w="180" w:type="dxa"/>
+              <w:right w:w="270" w:type="dxa"/>
+            </w:tcMar>
+            <w:vAlign w:val="center"/>
+            <w:hideMark/>
+          </w:tcPr>
+          <w:p>
+            <w:pPr>
+              <w:rPr>
+                <w:sz w:val="22"/>
+              </w:rPr>
+            </w:pPr>
+            <w:r>
+              <w:rPr>
+                <w:sz w:val="22"/>
+              </w:rPr>
+              <w:t>高</w:t>
+            </w:r>
+          </w:p>
+        </w:tc>
+      </w:tr>
+      <w:tr>
+        <w:tc>
+          <w:tcPr>
+            <w:tcW w:w="0" w:type="auto"/>
+            <w:tcBorders>
+              <w:top w:val="single" w:sz="4" w:space="0" w:color="auto"/>
+              <w:left w:val="single" w:sz="4" w:space="0" w:color="auto"/>
+              <w:bottom w:val="single" w:sz="4" w:space="0" w:color="auto"/>
+              <w:right w:val="single" w:sz="4" w:space="0" w:color="auto"/>
+            </w:tcBorders>
+            <w:shd w:val="clear" w:color="auto" w:fill="FFFFFF"/>
+            <w:tcMar>
+              <w:top w:w="180" w:type="dxa"/>
+              <w:left w:w="270" w:type="dxa"/>
+              <w:bottom w:w="180" w:type="dxa"/>
+              <w:right w:w="270" w:type="dxa"/>
+            </w:tcMar>
+            <w:vAlign w:val="center"/>
+            <w:hideMark/>
+          </w:tcPr>
+          <w:p>
+            <w:pPr>
+              <w:rPr>
+                <w:sz w:val="22"/>
+              </w:rPr>
+            </w:pPr>
+            <w:r>
+              <w:rPr>
+                <w:sz w:val="22"/>
+              </w:rPr>
+              <w:t>TC04</w:t>
+            </w:r>
+          </w:p>
+        </w:tc>
+        <w:tc>
+          <w:tcPr>
+            <w:tcW w:w="0" w:type="auto"/>
+            <w:tcBorders>
+              <w:top w:val="single" w:sz="4" w:space="0" w:color="auto"/>
+              <w:left w:val="nil"/>
+              <w:bottom w:val="single" w:sz="4" w:space="0" w:color="auto"/>
+              <w:right w:val="single" w:sz="4" w:space="0" w:color="auto"/>
+            </w:tcBorders>
+            <w:shd w:val="clear" w:color="auto" w:fill="FFFFFF"/>
+            <w:tcMar>
+              <w:top w:w="180" w:type="dxa"/>
+              <w:left w:w="270" w:type="dxa"/>
+              <w:bottom w:w="180" w:type="dxa"/>
+              <w:right w:w="270" w:type="dxa"/>
+            </w:tcMar>
+            <w:vAlign w:val="center"/>
+            <w:hideMark/>
+          </w:tcPr>
+          <w:p>
+            <w:pPr>
+              <w:rPr>
+                <w:sz w:val="22"/>
+              </w:rPr>
+            </w:pPr>
+            <w:r>
+              <w:rPr>
+                <w:sz w:val="22"/>
+              </w:rPr>
+              <w:t>买家提交购买意向</w:t>
+            </w:r>
+          </w:p>
+        </w:tc>
+        <w:tc>
+          <w:tcPr>
+            <w:tcW w:w="0" w:type="auto"/>
+            <w:tcBorders>
+              <w:top w:val="single" w:sz="4" w:space="0" w:color="auto"/>
+              <w:left w:val="nil"/>
+              <w:bottom w:val="single" w:sz="4" w:space="0" w:color="auto"/>
+              <w:right w:val="single" w:sz="4" w:space="0" w:color="auto"/>
+            </w:tcBorders>
+            <w:shd w:val="clear" w:color="auto" w:fill="FFFFFF"/>
+            <w:tcMar>
+              <w:top w:w="180" w:type="dxa"/>
+              <w:left w:w="270" w:type="dxa"/>
+              <w:bottom w:w="180" w:type="dxa"/>
+              <w:right w:w="270" w:type="dxa"/>
+            </w:tcMar>
+            <w:vAlign w:val="center"/>
+            <w:hideMark/>
+          </w:tcPr>
+          <w:p>
+            <w:pPr>
+              <w:rPr>
+                <w:sz w:val="22"/>
+              </w:rPr>
+            </w:pPr>
+            <w:r>
+              <w:rPr>
+                <w:sz w:val="22"/>
+              </w:rPr>
+              <w:t>1. 访问买家首页</w:t>
+            </w:r>
+          </w:p>
+          <w:p>
+            <w:pPr>
+              <w:rPr>
+                <w:sz w:val="22"/>
+              </w:rPr>
+            </w:pPr>
+            <w:r>
+              <w:rPr>
+                <w:sz w:val="22"/>
+              </w:rPr>
+              <w:t>2. 填写购买信息（姓名、电话等）</w:t>
+            </w:r>
+          </w:p>
+          <w:p>
+            <w:pPr>
+              <w:rPr>
+                <w:sz w:val="22"/>
+              </w:rPr>
+            </w:pPr>
+            <w:r>
+              <w:rPr>
+                <w:sz w:val="22"/>
+              </w:rPr>
+              <w:t>3. 提交购买申请</w:t>
+            </w:r>
+          </w:p>
+        </w:tc>
+        <w:tc>
+          <w:tcPr>
+            <w:tcW w:w="0" w:type="auto"/>
+            <w:tcBorders>
+              <w:top w:val="single" w:sz="4" w:space="0" w:color="auto"/>
+              <w:left w:val="nil"/>
+              <w:bottom w:val="single" w:sz="4" w:space="0" w:color="auto"/>
+              <w:right w:val="single" w:sz="4" w:space="0" w:color="auto"/>
+            </w:tcBorders>
+            <w:shd w:val="clear" w:color="auto" w:fill="FFFFFF"/>
+            <w:tcMar>
+              <w:top w:w="180" w:type="dxa"/>
+              <w:left w:w="270" w:type="dxa"/>
+              <w:bottom w:w="180" w:type="dxa"/>
+              <w:right w:w="270" w:type="dxa"/>
+            </w:tcMar>
+            <w:vAlign w:val="center"/>
+            <w:hideMark/>
+          </w:tcPr>
+          <w:p>
+            <w:pPr>
+              <w:rPr>
+                <w:sz w:val="22"/>
+              </w:rPr>
+            </w:pPr>
+            <w:r>
+              <w:rPr>
+                <w:sz w:val="22"/>
+              </w:rPr>
+              <w:t>提交成功，卖家后台 "购买意向列表" 显示新申请</w:t>
+            </w:r>
+          </w:p>
+        </w:tc>
+        <w:tc>
+          <w:tcPr>
+            <w:tcW w:w="0" w:type="auto"/>
+            <w:tcBorders>
+              <w:top w:val="single" w:sz="4" w:space="0" w:color="auto"/>
+              <w:left w:val="nil"/>
+              <w:bottom w:val="single" w:sz="4" w:space="0" w:color="auto"/>
+              <w:right w:val="single" w:sz="4" w:space="0" w:color="auto"/>
+            </w:tcBorders>
+            <w:shd w:val="clear" w:color="auto" w:fill="FFFFFF"/>
+            <w:tcMar>
+              <w:top w:w="180" w:type="dxa"/>
+              <w:left w:w="270" w:type="dxa"/>
+              <w:bottom w:w="180" w:type="dxa"/>
+              <w:right w:w="270" w:type="dxa"/>
+            </w:tcMar>
+            <w:vAlign w:val="center"/>
+            <w:hideMark/>
+          </w:tcPr>
+          <w:p>
+            <w:pPr>
+              <w:rPr>
+                <w:sz w:val="22"/>
+              </w:rPr>
+            </w:pPr>
+            <w:r>
+              <w:rPr>
+                <w:sz w:val="22"/>
+              </w:rPr>
+              <w:t>高</w:t>
+            </w:r>
+          </w:p>
+        </w:tc>
+      </w:tr>
+      <w:tr>
+        <w:tc>
+          <w:tcPr>
+            <w:tcW w:w="0" w:type="auto"/>
+            <w:tcBorders>
+              <w:top w:val="single" w:sz="4" w:space="0" w:color="auto"/>
+              <w:left w:val="single" w:sz="4" w:space="0" w:color="auto"/>
+              <w:bottom w:val="single" w:sz="4" w:space="0" w:color="auto"/>
+              <w:right w:val="single" w:sz="4" w:space="0" w:color="auto"/>
+            </w:tcBorders>
+            <w:shd w:val="clear" w:color="auto" w:fill="FFFFFF"/>
+            <w:tcMar>
+              <w:top w:w="180" w:type="dxa"/>
+              <w:left w:w="270" w:type="dxa"/>
+              <w:bottom w:w="180" w:type="dxa"/>
+              <w:right w:w="270" w:type="dxa"/>
+            </w:tcMar>
+            <w:vAlign w:val="center"/>
+            <w:hideMark/>
+          </w:tcPr>
+          <w:p>
+            <w:pPr>
+              <w:rPr>
+                <w:sz w:val="22"/>
+              </w:rPr>
+            </w:pPr>
+            <w:r>
+              <w:rPr>
+                <w:sz w:val="22"/>
+              </w:rPr>
+              <w:t>TC05</w:t>
+            </w:r>
+          </w:p>
+        </w:tc>
+        <w:tc>
+          <w:tcPr>
+            <w:tcW w:w="0" w:type="auto"/>
+            <w:tcBorders>
+              <w:top w:val="single" w:sz="4" w:space="0" w:color="auto"/>
+              <w:left w:val="nil"/>
+              <w:bottom w:val="single" w:sz="4" w:space="0" w:color="auto"/>
+              <w:right w:val="single" w:sz="4" w:space="0" w:color="auto"/>
+            </w:tcBorders>
+            <w:shd w:val="clear" w:color="auto" w:fill="FFFFFF"/>
+            <w:tcMar>
+              <w:top w:w="180" w:type="dxa"/>
+              <w:left w:w="270" w:type="dxa"/>
+              <w:bottom w:w="180" w:type="dxa"/>
+              <w:right w:w="270" w:type="dxa"/>
+            </w:tcMar>
+            <w:vAlign w:val="center"/>
+            <w:hideMark/>
+          </w:tcPr>
+          <w:p>
+            <w:pPr>
+              <w:rPr>
+                <w:sz w:val="22"/>
+              </w:rPr>
+            </w:pPr>
+            <w:r>
+              <w:rPr>
+                <w:sz w:val="22"/>
+              </w:rPr>
+              <w:t>处理购买意向（成功 / 失败）</w:t>
+            </w:r>
+          </w:p>
+        </w:tc>
+        <w:tc>
+          <w:tcPr>
+            <w:tcW w:w="0" w:type="auto"/>
+            <w:tcBorders>
+              <w:top w:val="single" w:sz="4" w:space="0" w:color="auto"/>
+              <w:left w:val="nil"/>
+              <w:bottom w:val="single" w:sz="4" w:space="0" w:color="auto"/>
+              <w:right w:val="single" w:sz="4" w:space="0" w:color="auto"/>
+            </w:tcBorders>
+            <w:shd w:val="clear" w:color="auto" w:fill="FFFFFF"/>
+            <w:tcMar>
+              <w:top w:w="180" w:type="dxa"/>
+              <w:left w:w="270" w:type="dxa"/>
+              <w:bottom w:w="180" w:type="dxa"/>
+              <w:right w:w="270" w:type="dxa"/>
+            </w:tcMar>
+            <w:vAlign w:val="center"/>
+            <w:hideMark/>
+          </w:tcPr>
+          <w:p>
+            <w:pPr>
+              <w:rPr>
+                <w:sz w:val="22"/>
+              </w:rPr>
+            </w:pPr>
+            <w:r>
+              <w:rPr>
+                <w:sz w:val="22"/>
+              </w:rPr>
+              <w:t>1. 进入卖家 "购买意向列表"</w:t>
+            </w:r>
+          </w:p>
+          <w:p>
+            <w:pPr>
+              <w:rPr>
+                <w:sz w:val="22"/>
+              </w:rPr>
+            </w:pPr>
+            <w:r>
+              <w:rPr>
+                <w:sz w:val="22"/>
+              </w:rPr>
+              <w:t>2. 点击 "交易成功" 按钮</w:t>
+            </w:r>
+          </w:p>
+          <w:p>
+            <w:pPr>
+              <w:rPr>
+                <w:sz w:val="22"/>
+              </w:rPr>
+            </w:pPr>
+            <w:r>
+              <w:rPr>
+                <w:sz w:val="22"/>
+              </w:rPr>
+              <w:t>3. 验证商品状态变为下架</w:t>
+            </w:r>
+          </w:p>
+          <w:p>
+            <w:pPr>
+              <w:rPr>
+                <w:sz w:val="22"/>
+              </w:rPr>
+            </w:pPr>
+            <w:r>
+              <w:rPr>
+                <w:sz w:val="22"/>
+              </w:rPr>
+              <w:lastRenderedPageBreak/>
+              <w:t>4. 重复步骤 1，点击 "交易失败"</w:t>
+            </w:r>
+          </w:p>
+          <w:p>
+            <w:pPr>
+              <w:rPr>
+                <w:sz w:val="22"/>
+              </w:rPr>
+            </w:pPr>
+            <w:r>
+              <w:rPr>
+                <w:sz w:val="22"/>
+              </w:rPr>
+              <w:t>5. 验证商品状态变为可购买</w:t>
+            </w:r>
+          </w:p>
+        </w:tc>
+        <w:tc>
+          <w:tcPr>
+            <w:tcW w:w="0" w:type="auto"/>
+            <w:tcBorders>
+              <w:top w:val="single" w:sz="4" w:space="0" w:color="auto"/>
+              <w:left w:val="nil"/>
+              <w:bottom w:val="single" w:sz="4" w:space="0" w:color="auto"/>
+              <w:right w:val="single" w:sz="4" w:space="0" w:color="auto"/>
+            </w:tcBorders>
+            <w:shd w:val="clear" w:color="auto" w:fill="FFFFFF"/>
+            <w:tcMar>
+              <w:top w:w="180" w:type="dxa"/>
+              <w:left w:w="270" w:type="dxa"/>
+              <w:bottom w:w="180" w:type="dxa"/>
+              <w:right w:w="270" w:type="dxa"/>
+            </w:tcMar>
+            <w:vAlign w:val="center"/>
+            <w:hideMark/>
+          </w:tcPr>
+          <w:p>
+            <w:pPr>
+              <w:rPr>
+                <w:sz w:val="22"/>
+              </w:rPr>
+            </w:pPr>
+            <w:r>
+              <w:rPr>
+                <w:sz w:val="22"/>
+              </w:rPr>
+              <w:lastRenderedPageBreak/>
+              <w:t>操作后状态正确更新，并有弹窗提示</w:t>
+            </w:r>
+          </w:p>
+        </w:tc>
+        <w:tc>
+          <w:tcPr>
+            <w:tcW w:w="0" w:type="auto"/>
+            <w:tcBorders>
+              <w:top w:val="single" w:sz="4" w:space="0" w:color="auto"/>
+              <w:left w:val="nil"/>
+              <w:bottom w:val="single" w:sz="4" w:space="0" w:color="auto"/>
+              <w:right w:val="single" w:sz="4" w:space="0" w:color="auto"/>
+            </w:tcBorders>
+            <w:shd w:val="clear" w:color="auto" w:fill="FFFFFF"/>
+            <w:tcMar>
+              <w:top w:w="180" w:type="dxa"/>
+              <w:left w:w="270" w:type="dxa"/>
+              <w:bottom w:w="180" w:type="dxa"/>
+              <w:right w:w="270" w:type="dxa"/>
+            </w:tcMar>
+            <w:vAlign w:val="center"/>
+            <w:hideMark/>
+          </w:tcPr>
+          <w:p>
+            <w:pPr>
+              <w:rPr>
+                <w:sz w:val="22"/>
+              </w:rPr>
+            </w:pPr>
+            <w:r>
+              <w:rPr>
+                <w:sz w:val="22"/>
+              </w:rPr>
+              <w:t>高</w:t>
             </w:r>
           </w:p>
         </w:tc>
@@ -3950,6 +5203,64 @@
     </w:sectPr>
   </w:body>
 </w:document>
+</file>
+
+<file path=word/endnotes.xml><?xml version="1.0" encoding="utf-8"?>
+<w:endnotes xmlns:wpc="http://schemas.microsoft.com/office/word/2010/wordprocessingCanvas" xmlns:cx="http://schemas.microsoft.com/office/drawing/2014/chartex" xmlns:cx1="http://schemas.microsoft.com/office/drawing/2015/9/8/chartex" xmlns:cx2="http://schemas.microsoft.com/office/drawing/2015/10/21/chartex" xmlns:cx3="http://schemas.microsoft.com/office/drawing/2016/5/9/chartex" xmlns:cx4="http://schemas.microsoft.com/office/drawing/2016/5/10/chartex" xmlns:cx5="http://schemas.microsoft.com/office/drawing/2016/5/11/chartex" xmlns:cx6="http://schemas.microsoft.com/office/drawing/2016/5/12/chartex" xmlns:cx7="http://schemas.microsoft.com/office/drawing/2016/5/13/chartex" xmlns:cx8="http://schemas.microsoft.com/office/drawing/2016/5/14/chartex" xmlns:mc="http://schemas.openxmlformats.org/markup-compatibility/2006" xmlns:aink="http://schemas.microsoft.com/office/drawing/2016/ink" xmlns:am3d="http://schemas.microsoft.com/office/drawing/2017/model3d" xmlns:o="urn:schemas-microsoft-com:office:office" xmlns:oel="http://schemas.microsoft.com/office/2019/extlst" xmlns:r="http://schemas.openxmlformats.org/officeDocument/2006/relationships" xmlns:m="http://schemas.openxmlformats.org/officeDocument/2006/math" xmlns:v="urn:schemas-microsoft-com:vml" xmlns:wp14="http://schemas.microsoft.com/office/word/2010/wordprocessingDrawing" xmlns:wp="http://schemas.openxmlformats.org/drawingml/2006/wordprocessingDrawing" xmlns:w10="urn:schemas-microsoft-com:office:word" xmlns:w="http://schemas.openxmlformats.org/wordprocessingml/2006/main" xmlns:w14="http://schemas.microsoft.com/office/word/2010/wordml" xmlns:w15="http://schemas.microsoft.com/office/word/2012/wordml" xmlns:w16cex="http://schemas.microsoft.com/office/word/2018/wordml/cex" xmlns:w16cid="http://schemas.microsoft.com/office/word/2016/wordml/cid" xmlns:w16="http://schemas.microsoft.com/office/word/2018/wordml" xmlns:w16du="http://schemas.microsoft.com/office/word/2023/wordml/word16du" xmlns:w16sdtdh="http://schemas.microsoft.com/office/word/2020/wordml/sdtdatahash" xmlns:w16sdtfl="http://schemas.microsoft.com/office/word/2024/wordml/sdtformatlock" xmlns:w16se="http://schemas.microsoft.com/office/word/2015/wordml/symex" xmlns:wpg="http://schemas.microsoft.com/office/word/2010/wordprocessingGroup" xmlns:wpi="http://schemas.microsoft.com/office/word/2010/wordprocessingInk" xmlns:wne="http://schemas.microsoft.com/office/word/2006/wordml" xmlns:wps="http://schemas.microsoft.com/office/word/2010/wordprocessingShape" mc:Ignorable="w14 w15 w16se w16cid w16 w16cex w16sdtdh w16sdtfl w16du wp14">
+  <w:endnote w:type="separator" w:id="-1">
+    <w:p>
+      <w:pPr>
+        <w:rPr>
+          <w:rFonts w:hint="eastAsia"/>
+        </w:rPr>
+      </w:pPr>
+      <w:r>
+        <w:separator/>
+      </w:r>
+    </w:p>
+  </w:endnote>
+  <w:endnote w:type="continuationSeparator" w:id="0">
+    <w:p>
+      <w:pPr>
+        <w:rPr>
+          <w:rFonts w:hint="eastAsia"/>
+        </w:rPr>
+      </w:pPr>
+      <w:r>
+        <w:continuationSeparator/>
+      </w:r>
+    </w:p>
+  </w:endnote>
+</w:endnotes>
+</file>
+
+<file path=word/footnotes.xml><?xml version="1.0" encoding="utf-8"?>
+<w:footnotes xmlns:wpc="http://schemas.microsoft.com/office/word/2010/wordprocessingCanvas" xmlns:cx="http://schemas.microsoft.com/office/drawing/2014/chartex" xmlns:cx1="http://schemas.microsoft.com/office/drawing/2015/9/8/chartex" xmlns:cx2="http://schemas.microsoft.com/office/drawing/2015/10/21/chartex" xmlns:cx3="http://schemas.microsoft.com/office/drawing/2016/5/9/chartex" xmlns:cx4="http://schemas.microsoft.com/office/drawing/2016/5/10/chartex" xmlns:cx5="http://schemas.microsoft.com/office/drawing/2016/5/11/chartex" xmlns:cx6="http://schemas.microsoft.com/office/drawing/2016/5/12/chartex" xmlns:cx7="http://schemas.microsoft.com/office/drawing/2016/5/13/chartex" xmlns:cx8="http://schemas.microsoft.com/office/drawing/2016/5/14/chartex" xmlns:mc="http://schemas.openxmlformats.org/markup-compatibility/2006" xmlns:aink="http://schemas.microsoft.com/office/drawing/2016/ink" xmlns:am3d="http://schemas.microsoft.com/office/drawing/2017/model3d" xmlns:o="urn:schemas-microsoft-com:office:office" xmlns:oel="http://schemas.microsoft.com/office/2019/extlst" xmlns:r="http://schemas.openxmlformats.org/officeDocument/2006/relationships" xmlns:m="http://schemas.openxmlformats.org/officeDocument/2006/math" xmlns:v="urn:schemas-microsoft-com:vml" xmlns:wp14="http://schemas.microsoft.com/office/word/2010/wordprocessingDrawing" xmlns:wp="http://schemas.openxmlformats.org/drawingml/2006/wordprocessingDrawing" xmlns:w10="urn:schemas-microsoft-com:office:word" xmlns:w="http://schemas.openxmlformats.org/wordprocessingml/2006/main" xmlns:w14="http://schemas.microsoft.com/office/word/2010/wordml" xmlns:w15="http://schemas.microsoft.com/office/word/2012/wordml" xmlns:w16cex="http://schemas.microsoft.com/office/word/2018/wordml/cex" xmlns:w16cid="http://schemas.microsoft.com/office/word/2016/wordml/cid" xmlns:w16="http://schemas.microsoft.com/office/word/2018/wordml" xmlns:w16du="http://schemas.microsoft.com/office/word/2023/wordml/word16du" xmlns:w16sdtdh="http://schemas.microsoft.com/office/word/2020/wordml/sdtdatahash" xmlns:w16sdtfl="http://schemas.microsoft.com/office/word/2024/wordml/sdtformatlock" xmlns:w16se="http://schemas.microsoft.com/office/word/2015/wordml/symex" xmlns:wpg="http://schemas.microsoft.com/office/word/2010/wordprocessingGroup" xmlns:wpi="http://schemas.microsoft.com/office/word/2010/wordprocessingInk" xmlns:wne="http://schemas.microsoft.com/office/word/2006/wordml" xmlns:wps="http://schemas.microsoft.com/office/word/2010/wordprocessingShape" mc:Ignorable="w14 w15 w16se w16cid w16 w16cex w16sdtdh w16sdtfl w16du wp14">
+  <w:footnote w:type="separator" w:id="-1">
+    <w:p>
+      <w:pPr>
+        <w:rPr>
+          <w:rFonts w:hint="eastAsia"/>
+        </w:rPr>
+      </w:pPr>
+      <w:r>
+        <w:separator/>
+      </w:r>
+    </w:p>
+  </w:footnote>
+  <w:footnote w:type="continuationSeparator" w:id="0">
+    <w:p>
+      <w:pPr>
+        <w:rPr>
+          <w:rFonts w:hint="eastAsia"/>
+        </w:rPr>
+      </w:pPr>
+      <w:r>
+        <w:continuationSeparator/>
+      </w:r>
+    </w:p>
+  </w:footnote>
+</w:footnotes>
 </file>
 
 <file path=word/styles.xml><?xml version="1.0" encoding="utf-8"?>
@@ -4553,7 +5864,6 @@
   <w:style w:type="character" w:default="1" w:styleId="a0">
     <w:name w:val="Default Paragraph Font"/>
     <w:uiPriority w:val="1"/>
-    <w:semiHidden/>
     <w:unhideWhenUsed/>
   </w:style>
   <w:style w:type="table" w:default="1" w:styleId="a1">
@@ -4894,6 +6204,68 @@
       <w:shd w:val="clear" w:color="auto" w:fill="E1DFDD"/>
     </w:rPr>
   </w:style>
+  <w:style w:type="paragraph" w:styleId="af0">
+    <w:name w:val="header"/>
+    <w:basedOn w:val="a"/>
+    <w:link w:val="af1"/>
+    <w:uiPriority w:val="99"/>
+    <w:unhideWhenUsed/>
+    <w:rsid w:val="003D5069"/>
+    <w:pPr>
+      <w:tabs>
+        <w:tab w:val="center" w:pos="4153"/>
+        <w:tab w:val="right" w:pos="8306"/>
+      </w:tabs>
+      <w:snapToGrid w:val="0"/>
+      <w:jc w:val="center"/>
+    </w:pPr>
+    <w:rPr>
+      <w:sz w:val="18"/>
+      <w:szCs w:val="18"/>
+    </w:rPr>
+  </w:style>
+  <w:style w:type="character" w:customStyle="1" w:styleId="af1">
+    <w:name w:val="页眉 字符"/>
+    <w:basedOn w:val="a0"/>
+    <w:link w:val="af0"/>
+    <w:uiPriority w:val="99"/>
+    <w:rsid w:val="003D5069"/>
+    <w:rPr>
+      <w:sz w:val="18"/>
+      <w:szCs w:val="18"/>
+    </w:rPr>
+  </w:style>
+  <w:style w:type="paragraph" w:styleId="af2">
+    <w:name w:val="footer"/>
+    <w:basedOn w:val="a"/>
+    <w:link w:val="af3"/>
+    <w:uiPriority w:val="99"/>
+    <w:unhideWhenUsed/>
+    <w:rsid w:val="003D5069"/>
+    <w:pPr>
+      <w:tabs>
+        <w:tab w:val="center" w:pos="4153"/>
+        <w:tab w:val="right" w:pos="8306"/>
+      </w:tabs>
+      <w:snapToGrid w:val="0"/>
+      <w:jc w:val="left"/>
+    </w:pPr>
+    <w:rPr>
+      <w:sz w:val="18"/>
+      <w:szCs w:val="18"/>
+    </w:rPr>
+  </w:style>
+  <w:style w:type="character" w:customStyle="1" w:styleId="af3">
+    <w:name w:val="页脚 字符"/>
+    <w:basedOn w:val="a0"/>
+    <w:link w:val="af2"/>
+    <w:uiPriority w:val="99"/>
+    <w:rsid w:val="003D5069"/>
+    <w:rPr>
+      <w:sz w:val="18"/>
+      <w:szCs w:val="18"/>
+    </w:rPr>
+  </w:style>
 </w:styles>
 </file>
 

--- a/阶段性评审/第一次评审/测试用例及清单文档.docx
+++ b/阶段性评审/第一次评审/测试用例及清单文档.docx
@@ -6,7 +6,6 @@
       <w:pPr>
         <w:jc w:val="center"/>
         <w:rPr>
-          <w:rFonts w:hint="eastAsia"/>
           <w:sz w:val="36"/>
           <w:szCs w:val="40"/>
         </w:rPr>
@@ -18,6 +17,23 @@
           <w:szCs w:val="40"/>
         </w:rPr>
         <w:t>测试用例及清单</w:t>
+      </w:r>
+    </w:p>
+    <w:p>
+      <w:pPr>
+        <w:rPr>
+          <w:rFonts w:hint="eastAsia"/>
+          <w:sz w:val="28"/>
+          <w:szCs w:val="32"/>
+        </w:rPr>
+      </w:pPr>
+      <w:r>
+        <w:rPr>
+          <w:rFonts w:hint="eastAsia"/>
+          <w:sz w:val="28"/>
+          <w:szCs w:val="32"/>
+        </w:rPr>
+        <w:t>单元测试用例</w:t>
       </w:r>
     </w:p>
     <w:p>
@@ -795,7 +811,14 @@
               <w:rPr>
                 <w:sz w:val="22"/>
               </w:rPr>
-              <w:t>成功插入 1 条记录，username 为 seller，password 为 111111</w:t>
+              <w:t xml:space="preserve">成功插入 1 条记录，username 为 seller，password 为 </w:t>
+            </w:r>
+            <w:r>
+              <w:rPr>
+                <w:rFonts w:hint="eastAsia"/>
+                <w:sz w:val="22"/>
+              </w:rPr>
+              <w:t>111111</w:t>
             </w:r>
           </w:p>
         </w:tc>
@@ -910,14 +933,14 @@
               <w:rPr>
                 <w:sz w:val="22"/>
               </w:rPr>
-              <w:t>数据库配置</w:t>
+              <w:t>数据库</w:t>
             </w:r>
             <w:r>
               <w:rPr>
                 <w:sz w:val="22"/>
               </w:rPr>
               <w:lastRenderedPageBreak/>
-              <w:t>验证</w:t>
+              <w:t>配置验证</w:t>
             </w:r>
           </w:p>
         </w:tc>
@@ -960,6 +983,7 @@
               <w:rPr>
                 <w:sz w:val="22"/>
               </w:rPr>
+              <w:lastRenderedPageBreak/>
               <w:t>2. 检查数据库连接参数配置</w:t>
             </w:r>
           </w:p>
@@ -974,43 +998,43 @@
               <w:rPr>
                 <w:sz w:val="22"/>
               </w:rPr>
-              <w:t>3. 启动后端项目观察是否连</w:t>
-            </w:r>
+              <w:t>3. 启动后端项目观察是否连接成功</w:t>
+            </w:r>
+          </w:p>
+        </w:tc>
+        <w:tc>
+          <w:tcPr>
+            <w:tcW w:w="1583" w:type="dxa"/>
+            <w:shd w:val="clear" w:color="auto" w:fill="FFFFFF"/>
+            <w:tcMar>
+              <w:top w:w="180" w:type="dxa"/>
+              <w:left w:w="270" w:type="dxa"/>
+              <w:bottom w:w="180" w:type="dxa"/>
+              <w:right w:w="270" w:type="dxa"/>
+            </w:tcMar>
+            <w:vAlign w:val="center"/>
+            <w:hideMark/>
+          </w:tcPr>
+          <w:p>
+            <w:pPr>
+              <w:rPr>
+                <w:rFonts w:hint="eastAsia"/>
+                <w:sz w:val="22"/>
+              </w:rPr>
+            </w:pPr>
             <w:r>
               <w:rPr>
                 <w:sz w:val="22"/>
               </w:rPr>
               <w:lastRenderedPageBreak/>
-              <w:t>接成功</w:t>
-            </w:r>
-          </w:p>
-        </w:tc>
-        <w:tc>
-          <w:tcPr>
-            <w:tcW w:w="1583" w:type="dxa"/>
-            <w:shd w:val="clear" w:color="auto" w:fill="FFFFFF"/>
-            <w:tcMar>
-              <w:top w:w="180" w:type="dxa"/>
-              <w:left w:w="270" w:type="dxa"/>
-              <w:bottom w:w="180" w:type="dxa"/>
-              <w:right w:w="270" w:type="dxa"/>
-            </w:tcMar>
-            <w:vAlign w:val="center"/>
-            <w:hideMark/>
-          </w:tcPr>
-          <w:p>
-            <w:pPr>
-              <w:rPr>
-                <w:rFonts w:hint="eastAsia"/>
-                <w:sz w:val="22"/>
-              </w:rPr>
-            </w:pPr>
+              <w:t>配置文件参数正确，后端启动</w:t>
+            </w:r>
             <w:r>
               <w:rPr>
                 <w:sz w:val="22"/>
               </w:rPr>
               <w:lastRenderedPageBreak/>
-              <w:t>配置文件参数正确，后端启动无数据库连接错误</w:t>
+              <w:t>无数据库连接错误</w:t>
             </w:r>
           </w:p>
         </w:tc>
@@ -1038,6 +1062,7 @@
               <w:rPr>
                 <w:sz w:val="22"/>
               </w:rPr>
+              <w:lastRenderedPageBreak/>
               <w:t>高</w:t>
             </w:r>
           </w:p>
@@ -1067,7 +1092,15 @@
                 <w:rFonts w:hint="eastAsia"/>
                 <w:sz w:val="22"/>
               </w:rPr>
-              <w:t>执行成功</w:t>
+              <w:t>执行成</w:t>
+            </w:r>
+            <w:r>
+              <w:rPr>
+                <w:rFonts w:hint="eastAsia"/>
+                <w:sz w:val="22"/>
+              </w:rPr>
+              <w:lastRenderedPageBreak/>
+              <w:t>功</w:t>
             </w:r>
           </w:p>
         </w:tc>
@@ -2042,14 +2075,14 @@
               <w:rPr>
                 <w:sz w:val="22"/>
               </w:rPr>
-              <w:t>商品上架 / 下</w:t>
+              <w:t xml:space="preserve">商品上架 </w:t>
             </w:r>
             <w:r>
               <w:rPr>
                 <w:sz w:val="22"/>
               </w:rPr>
               <w:lastRenderedPageBreak/>
-              <w:t>架</w:t>
+              <w:t>/ 下架</w:t>
             </w:r>
           </w:p>
         </w:tc>
@@ -2162,14 +2195,8 @@
               <w:rPr>
                 <w:sz w:val="22"/>
               </w:rPr>
-              <w:t>3. 数据库 is_active 字段随</w:t>
-            </w:r>
-            <w:r>
-              <w:rPr>
-                <w:sz w:val="22"/>
-              </w:rPr>
               <w:lastRenderedPageBreak/>
-              <w:t>操作切换 true/false</w:t>
+              <w:t>3. 数据库 is_active 字段随操作切换 true/false</w:t>
             </w:r>
           </w:p>
         </w:tc>
@@ -3936,12 +3963,42 @@
     <w:p>
       <w:pPr>
         <w:rPr>
+          <w:rFonts w:hint="eastAsia"/>
           <w:b/>
           <w:bCs/>
           <w:sz w:val="24"/>
           <w:szCs w:val="24"/>
         </w:rPr>
       </w:pPr>
+    </w:p>
+    <w:p>
+      <w:pPr>
+        <w:rPr>
+          <w:b/>
+          <w:bCs/>
+          <w:sz w:val="32"/>
+          <w:szCs w:val="32"/>
+        </w:rPr>
+      </w:pPr>
+      <w:r>
+        <w:rPr>
+          <w:rFonts w:hint="eastAsia"/>
+          <w:b/>
+          <w:bCs/>
+          <w:sz w:val="32"/>
+          <w:szCs w:val="32"/>
+        </w:rPr>
+        <w:t>功能</w:t>
+      </w:r>
+      <w:r>
+        <w:rPr>
+          <w:b/>
+          <w:bCs/>
+          <w:sz w:val="32"/>
+          <w:szCs w:val="32"/>
+        </w:rPr>
+        <w:t>测试</w:t>
+      </w:r>
     </w:p>
     <w:p>
       <w:pPr>
@@ -3959,7 +4016,7 @@
           <w:sz w:val="24"/>
           <w:szCs w:val="24"/>
         </w:rPr>
-        <w:t>Selenium 自动化测试</w:t>
+        <w:t>1. 卖家模块测试用例</w:t>
       </w:r>
     </w:p>
     <w:tbl>
@@ -3970,6 +4027,8 @@
           <w:left w:val="single" w:sz="4" w:space="0" w:color="auto"/>
           <w:bottom w:val="single" w:sz="4" w:space="0" w:color="auto"/>
           <w:right w:val="single" w:sz="4" w:space="0" w:color="auto"/>
+          <w:insideH w:val="single" w:sz="4" w:space="0" w:color="auto"/>
+          <w:insideV w:val="single" w:sz="4" w:space="0" w:color="auto"/>
         </w:tblBorders>
         <w:shd w:val="clear" w:color="auto" w:fill="FFFFFF"/>
         <w:tblCellMar>
@@ -3979,11 +4038,11 @@
         <w:tblLook w:val="04A0" w:firstRow="1" w:lastRow="0" w:firstColumn="1" w:lastColumn="0" w:noHBand="0" w:noVBand="1"/>
       </w:tblPr>
       <w:tblGrid>
-        <w:gridCol w:w="1154"/>
-        <w:gridCol w:w="1803"/>
-        <w:gridCol w:w="2027"/>
-        <w:gridCol w:w="2407"/>
-        <w:gridCol w:w="905"/>
+        <w:gridCol w:w="1130"/>
+        <w:gridCol w:w="2066"/>
+        <w:gridCol w:w="2384"/>
+        <w:gridCol w:w="1843"/>
+        <w:gridCol w:w="873"/>
       </w:tblGrid>
       <w:tr>
         <w:trPr>
@@ -3991,13 +4050,62 @@
         </w:trPr>
         <w:tc>
           <w:tcPr>
+            <w:tcW w:w="1129" w:type="dxa"/>
+            <w:shd w:val="clear" w:color="auto" w:fill="F2F2F2"/>
+            <w:tcMar>
+              <w:top w:w="180" w:type="dxa"/>
+              <w:left w:w="270" w:type="dxa"/>
+              <w:bottom w:w="180" w:type="dxa"/>
+              <w:right w:w="270" w:type="dxa"/>
+            </w:tcMar>
+            <w:vAlign w:val="center"/>
+            <w:hideMark/>
+          </w:tcPr>
+          <w:p>
+            <w:pPr>
+              <w:rPr>
+                <w:sz w:val="22"/>
+              </w:rPr>
+            </w:pPr>
+            <w:r>
+              <w:rPr>
+                <w:sz w:val="22"/>
+              </w:rPr>
+              <w:lastRenderedPageBreak/>
+              <w:t>测试 ID</w:t>
+            </w:r>
+          </w:p>
+        </w:tc>
+        <w:tc>
+          <w:tcPr>
+            <w:tcW w:w="2066" w:type="dxa"/>
+            <w:shd w:val="clear" w:color="auto" w:fill="F2F2F2"/>
+            <w:tcMar>
+              <w:top w:w="180" w:type="dxa"/>
+              <w:left w:w="270" w:type="dxa"/>
+              <w:bottom w:w="180" w:type="dxa"/>
+              <w:right w:w="270" w:type="dxa"/>
+            </w:tcMar>
+            <w:vAlign w:val="center"/>
+            <w:hideMark/>
+          </w:tcPr>
+          <w:p>
+            <w:pPr>
+              <w:rPr>
+                <w:sz w:val="22"/>
+              </w:rPr>
+            </w:pPr>
+            <w:r>
+              <w:rPr>
+                <w:sz w:val="22"/>
+              </w:rPr>
+              <w:t>测试场景</w:t>
+            </w:r>
+          </w:p>
+        </w:tc>
+        <w:tc>
+          <w:tcPr>
             <w:tcW w:w="0" w:type="auto"/>
-            <w:tcBorders>
-              <w:top w:val="single" w:sz="4" w:space="0" w:color="auto"/>
-              <w:left w:val="single" w:sz="4" w:space="0" w:color="auto"/>
-              <w:bottom w:val="single" w:sz="4" w:space="0" w:color="auto"/>
-              <w:right w:val="single" w:sz="4" w:space="0" w:color="auto"/>
-            </w:tcBorders>
             <w:shd w:val="clear" w:color="auto" w:fill="F2F2F2"/>
             <w:tcMar>
               <w:top w:w="180" w:type="dxa"/>
@@ -4018,19 +4126,13 @@
               <w:rPr>
                 <w:sz w:val="22"/>
               </w:rPr>
-              <w:t>测试编号</w:t>
+              <w:t>输入数据</w:t>
             </w:r>
           </w:p>
         </w:tc>
         <w:tc>
           <w:tcPr>
             <w:tcW w:w="0" w:type="auto"/>
-            <w:tcBorders>
-              <w:top w:val="single" w:sz="4" w:space="0" w:color="auto"/>
-              <w:left w:val="nil"/>
-              <w:bottom w:val="single" w:sz="4" w:space="0" w:color="auto"/>
-              <w:right w:val="single" w:sz="4" w:space="0" w:color="auto"/>
-            </w:tcBorders>
             <w:shd w:val="clear" w:color="auto" w:fill="F2F2F2"/>
             <w:tcMar>
               <w:top w:w="180" w:type="dxa"/>
@@ -4051,85 +4153,13 @@
               <w:rPr>
                 <w:sz w:val="22"/>
               </w:rPr>
-              <w:t>测试场景</w:t>
+              <w:t>预期结果</w:t>
             </w:r>
           </w:p>
         </w:tc>
         <w:tc>
           <w:tcPr>
             <w:tcW w:w="0" w:type="auto"/>
-            <w:tcBorders>
-              <w:top w:val="single" w:sz="4" w:space="0" w:color="auto"/>
-              <w:left w:val="nil"/>
-              <w:bottom w:val="single" w:sz="4" w:space="0" w:color="auto"/>
-              <w:right w:val="single" w:sz="4" w:space="0" w:color="auto"/>
-            </w:tcBorders>
-            <w:shd w:val="clear" w:color="auto" w:fill="F2F2F2"/>
-            <w:tcMar>
-              <w:top w:w="180" w:type="dxa"/>
-              <w:left w:w="270" w:type="dxa"/>
-              <w:bottom w:w="180" w:type="dxa"/>
-              <w:right w:w="270" w:type="dxa"/>
-            </w:tcMar>
-            <w:vAlign w:val="center"/>
-            <w:hideMark/>
-          </w:tcPr>
-          <w:p>
-            <w:pPr>
-              <w:rPr>
-                <w:sz w:val="22"/>
-              </w:rPr>
-            </w:pPr>
-            <w:r>
-              <w:rPr>
-                <w:sz w:val="22"/>
-              </w:rPr>
-              <w:t>测试步骤</w:t>
-            </w:r>
-          </w:p>
-        </w:tc>
-        <w:tc>
-          <w:tcPr>
-            <w:tcW w:w="0" w:type="auto"/>
-            <w:tcBorders>
-              <w:top w:val="single" w:sz="4" w:space="0" w:color="auto"/>
-              <w:left w:val="nil"/>
-              <w:bottom w:val="single" w:sz="4" w:space="0" w:color="auto"/>
-              <w:right w:val="single" w:sz="4" w:space="0" w:color="auto"/>
-            </w:tcBorders>
-            <w:shd w:val="clear" w:color="auto" w:fill="F2F2F2"/>
-            <w:tcMar>
-              <w:top w:w="180" w:type="dxa"/>
-              <w:left w:w="270" w:type="dxa"/>
-              <w:bottom w:w="180" w:type="dxa"/>
-              <w:right w:w="270" w:type="dxa"/>
-            </w:tcMar>
-            <w:vAlign w:val="center"/>
-            <w:hideMark/>
-          </w:tcPr>
-          <w:p>
-            <w:pPr>
-              <w:rPr>
-                <w:sz w:val="22"/>
-              </w:rPr>
-            </w:pPr>
-            <w:r>
-              <w:rPr>
-                <w:sz w:val="22"/>
-              </w:rPr>
-              <w:t>预期结果</w:t>
-            </w:r>
-          </w:p>
-        </w:tc>
-        <w:tc>
-          <w:tcPr>
-            <w:tcW w:w="0" w:type="auto"/>
-            <w:tcBorders>
-              <w:top w:val="single" w:sz="4" w:space="0" w:color="auto"/>
-              <w:left w:val="nil"/>
-              <w:bottom w:val="single" w:sz="4" w:space="0" w:color="auto"/>
-              <w:right w:val="single" w:sz="4" w:space="0" w:color="auto"/>
-            </w:tcBorders>
             <w:shd w:val="clear" w:color="auto" w:fill="F2F2F2"/>
             <w:tcMar>
               <w:top w:w="180" w:type="dxa"/>
@@ -4158,213 +4188,1463 @@
       <w:tr>
         <w:tc>
           <w:tcPr>
+            <w:tcW w:w="1129" w:type="dxa"/>
+            <w:shd w:val="clear" w:color="auto" w:fill="FFFFFF"/>
+            <w:tcMar>
+              <w:top w:w="180" w:type="dxa"/>
+              <w:left w:w="270" w:type="dxa"/>
+              <w:bottom w:w="180" w:type="dxa"/>
+              <w:right w:w="270" w:type="dxa"/>
+            </w:tcMar>
+            <w:vAlign w:val="center"/>
+            <w:hideMark/>
+          </w:tcPr>
+          <w:p>
+            <w:pPr>
+              <w:rPr>
+                <w:sz w:val="22"/>
+              </w:rPr>
+            </w:pPr>
+            <w:r>
+              <w:rPr>
+                <w:sz w:val="22"/>
+              </w:rPr>
+              <w:t>S-001</w:t>
+            </w:r>
+          </w:p>
+        </w:tc>
+        <w:tc>
+          <w:tcPr>
+            <w:tcW w:w="2066" w:type="dxa"/>
+            <w:shd w:val="clear" w:color="auto" w:fill="FFFFFF"/>
+            <w:tcMar>
+              <w:top w:w="180" w:type="dxa"/>
+              <w:left w:w="270" w:type="dxa"/>
+              <w:bottom w:w="180" w:type="dxa"/>
+              <w:right w:w="270" w:type="dxa"/>
+            </w:tcMar>
+            <w:vAlign w:val="center"/>
+            <w:hideMark/>
+          </w:tcPr>
+          <w:p>
+            <w:pPr>
+              <w:rPr>
+                <w:sz w:val="22"/>
+              </w:rPr>
+            </w:pPr>
+            <w:r>
+              <w:rPr>
+                <w:sz w:val="22"/>
+              </w:rPr>
+              <w:t>卖家登录（正确</w:t>
+            </w:r>
+            <w:r>
+              <w:rPr>
+                <w:rFonts w:hint="eastAsia"/>
+                <w:sz w:val="22"/>
+              </w:rPr>
+              <w:t>密码</w:t>
+            </w:r>
+            <w:r>
+              <w:rPr>
+                <w:sz w:val="22"/>
+              </w:rPr>
+              <w:t>）</w:t>
+            </w:r>
+          </w:p>
+        </w:tc>
+        <w:tc>
+          <w:tcPr>
             <w:tcW w:w="0" w:type="auto"/>
-            <w:tcBorders>
-              <w:top w:val="single" w:sz="4" w:space="0" w:color="auto"/>
-              <w:left w:val="single" w:sz="4" w:space="0" w:color="auto"/>
-              <w:bottom w:val="single" w:sz="4" w:space="0" w:color="auto"/>
-              <w:right w:val="single" w:sz="4" w:space="0" w:color="auto"/>
-            </w:tcBorders>
-            <w:shd w:val="clear" w:color="auto" w:fill="FFFFFF"/>
-            <w:tcMar>
-              <w:top w:w="180" w:type="dxa"/>
-              <w:left w:w="270" w:type="dxa"/>
-              <w:bottom w:w="180" w:type="dxa"/>
-              <w:right w:w="270" w:type="dxa"/>
-            </w:tcMar>
-            <w:vAlign w:val="center"/>
-            <w:hideMark/>
-          </w:tcPr>
-          <w:p>
-            <w:pPr>
-              <w:rPr>
-                <w:sz w:val="22"/>
-              </w:rPr>
-            </w:pPr>
-            <w:r>
-              <w:rPr>
-                <w:sz w:val="22"/>
-              </w:rPr>
-              <w:t>TC01</w:t>
+            <w:shd w:val="clear" w:color="auto" w:fill="FFFFFF"/>
+            <w:tcMar>
+              <w:top w:w="180" w:type="dxa"/>
+              <w:left w:w="270" w:type="dxa"/>
+              <w:bottom w:w="180" w:type="dxa"/>
+              <w:right w:w="270" w:type="dxa"/>
+            </w:tcMar>
+            <w:vAlign w:val="center"/>
+            <w:hideMark/>
+          </w:tcPr>
+          <w:p>
+            <w:pPr>
+              <w:rPr>
+                <w:rFonts w:hint="eastAsia"/>
+                <w:sz w:val="22"/>
+              </w:rPr>
+            </w:pPr>
+            <w:r>
+              <w:rPr>
+                <w:sz w:val="22"/>
+              </w:rPr>
+              <w:t>用户名：seller，密码：</w:t>
+            </w:r>
+            <w:r>
+              <w:rPr>
+                <w:rFonts w:hint="eastAsia"/>
+                <w:sz w:val="22"/>
+              </w:rPr>
+              <w:t>123</w:t>
             </w:r>
           </w:p>
         </w:tc>
         <w:tc>
           <w:tcPr>
             <w:tcW w:w="0" w:type="auto"/>
-            <w:tcBorders>
-              <w:top w:val="single" w:sz="4" w:space="0" w:color="auto"/>
-              <w:left w:val="nil"/>
-              <w:bottom w:val="single" w:sz="4" w:space="0" w:color="auto"/>
-              <w:right w:val="single" w:sz="4" w:space="0" w:color="auto"/>
-            </w:tcBorders>
-            <w:shd w:val="clear" w:color="auto" w:fill="FFFFFF"/>
-            <w:tcMar>
-              <w:top w:w="180" w:type="dxa"/>
-              <w:left w:w="270" w:type="dxa"/>
-              <w:bottom w:w="180" w:type="dxa"/>
-              <w:right w:w="270" w:type="dxa"/>
-            </w:tcMar>
-            <w:vAlign w:val="center"/>
-            <w:hideMark/>
-          </w:tcPr>
-          <w:p>
-            <w:pPr>
-              <w:rPr>
-                <w:sz w:val="22"/>
-              </w:rPr>
-            </w:pPr>
-            <w:r>
-              <w:rPr>
-                <w:sz w:val="22"/>
-              </w:rPr>
-              <w:t>卖家登录功</w:t>
-            </w:r>
-            <w:r>
-              <w:rPr>
-                <w:sz w:val="22"/>
+            <w:shd w:val="clear" w:color="auto" w:fill="FFFFFF"/>
+            <w:tcMar>
+              <w:top w:w="180" w:type="dxa"/>
+              <w:left w:w="270" w:type="dxa"/>
+              <w:bottom w:w="180" w:type="dxa"/>
+              <w:right w:w="270" w:type="dxa"/>
+            </w:tcMar>
+            <w:vAlign w:val="center"/>
+            <w:hideMark/>
+          </w:tcPr>
+          <w:p>
+            <w:pPr>
+              <w:rPr>
+                <w:sz w:val="22"/>
+              </w:rPr>
+            </w:pPr>
+            <w:r>
+              <w:rPr>
+                <w:sz w:val="22"/>
+              </w:rPr>
+              <w:t>登录成功，跳转至卖家管理页</w:t>
+            </w:r>
+          </w:p>
+        </w:tc>
+        <w:tc>
+          <w:tcPr>
+            <w:tcW w:w="0" w:type="auto"/>
+            <w:shd w:val="clear" w:color="auto" w:fill="FFFFFF"/>
+            <w:tcMar>
+              <w:top w:w="180" w:type="dxa"/>
+              <w:left w:w="270" w:type="dxa"/>
+              <w:bottom w:w="180" w:type="dxa"/>
+              <w:right w:w="270" w:type="dxa"/>
+            </w:tcMar>
+            <w:vAlign w:val="center"/>
+            <w:hideMark/>
+          </w:tcPr>
+          <w:p>
+            <w:pPr>
+              <w:rPr>
+                <w:sz w:val="22"/>
+              </w:rPr>
+            </w:pPr>
+            <w:r>
+              <w:rPr>
+                <w:sz w:val="22"/>
+              </w:rPr>
+              <w:t>高</w:t>
+            </w:r>
+          </w:p>
+        </w:tc>
+      </w:tr>
+      <w:tr>
+        <w:tc>
+          <w:tcPr>
+            <w:tcW w:w="1129" w:type="dxa"/>
+            <w:shd w:val="clear" w:color="auto" w:fill="FFFFFF"/>
+            <w:tcMar>
+              <w:top w:w="180" w:type="dxa"/>
+              <w:left w:w="270" w:type="dxa"/>
+              <w:bottom w:w="180" w:type="dxa"/>
+              <w:right w:w="270" w:type="dxa"/>
+            </w:tcMar>
+            <w:vAlign w:val="center"/>
+            <w:hideMark/>
+          </w:tcPr>
+          <w:p>
+            <w:pPr>
+              <w:rPr>
+                <w:sz w:val="22"/>
+              </w:rPr>
+            </w:pPr>
+            <w:r>
+              <w:rPr>
+                <w:sz w:val="22"/>
+              </w:rPr>
+              <w:t>S-002</w:t>
+            </w:r>
+          </w:p>
+        </w:tc>
+        <w:tc>
+          <w:tcPr>
+            <w:tcW w:w="2066" w:type="dxa"/>
+            <w:shd w:val="clear" w:color="auto" w:fill="FFFFFF"/>
+            <w:tcMar>
+              <w:top w:w="180" w:type="dxa"/>
+              <w:left w:w="270" w:type="dxa"/>
+              <w:bottom w:w="180" w:type="dxa"/>
+              <w:right w:w="270" w:type="dxa"/>
+            </w:tcMar>
+            <w:vAlign w:val="center"/>
+            <w:hideMark/>
+          </w:tcPr>
+          <w:p>
+            <w:pPr>
+              <w:rPr>
+                <w:sz w:val="22"/>
+              </w:rPr>
+            </w:pPr>
+            <w:r>
+              <w:rPr>
+                <w:sz w:val="22"/>
+              </w:rPr>
+              <w:t>卖家登录（错误密码）</w:t>
+            </w:r>
+          </w:p>
+        </w:tc>
+        <w:tc>
+          <w:tcPr>
+            <w:tcW w:w="0" w:type="auto"/>
+            <w:shd w:val="clear" w:color="auto" w:fill="FFFFFF"/>
+            <w:tcMar>
+              <w:top w:w="180" w:type="dxa"/>
+              <w:left w:w="270" w:type="dxa"/>
+              <w:bottom w:w="180" w:type="dxa"/>
+              <w:right w:w="270" w:type="dxa"/>
+            </w:tcMar>
+            <w:vAlign w:val="center"/>
+            <w:hideMark/>
+          </w:tcPr>
+          <w:p>
+            <w:pPr>
+              <w:rPr>
+                <w:sz w:val="22"/>
+              </w:rPr>
+            </w:pPr>
+            <w:r>
+              <w:rPr>
+                <w:sz w:val="22"/>
+              </w:rPr>
+              <w:t>用户名：seller，密码：wrong</w:t>
+            </w:r>
+          </w:p>
+        </w:tc>
+        <w:tc>
+          <w:tcPr>
+            <w:tcW w:w="0" w:type="auto"/>
+            <w:shd w:val="clear" w:color="auto" w:fill="FFFFFF"/>
+            <w:tcMar>
+              <w:top w:w="180" w:type="dxa"/>
+              <w:left w:w="270" w:type="dxa"/>
+              <w:bottom w:w="180" w:type="dxa"/>
+              <w:right w:w="270" w:type="dxa"/>
+            </w:tcMar>
+            <w:vAlign w:val="center"/>
+            <w:hideMark/>
+          </w:tcPr>
+          <w:p>
+            <w:pPr>
+              <w:rPr>
+                <w:sz w:val="22"/>
+              </w:rPr>
+            </w:pPr>
+            <w:r>
+              <w:rPr>
+                <w:sz w:val="22"/>
+              </w:rPr>
+              <w:t>登录失败，显示错误提示</w:t>
+            </w:r>
+          </w:p>
+        </w:tc>
+        <w:tc>
+          <w:tcPr>
+            <w:tcW w:w="0" w:type="auto"/>
+            <w:shd w:val="clear" w:color="auto" w:fill="FFFFFF"/>
+            <w:tcMar>
+              <w:top w:w="180" w:type="dxa"/>
+              <w:left w:w="270" w:type="dxa"/>
+              <w:bottom w:w="180" w:type="dxa"/>
+              <w:right w:w="270" w:type="dxa"/>
+            </w:tcMar>
+            <w:vAlign w:val="center"/>
+            <w:hideMark/>
+          </w:tcPr>
+          <w:p>
+            <w:pPr>
+              <w:rPr>
+                <w:sz w:val="22"/>
+              </w:rPr>
+            </w:pPr>
+            <w:r>
+              <w:rPr>
+                <w:sz w:val="22"/>
+              </w:rPr>
+              <w:t>高</w:t>
+            </w:r>
+          </w:p>
+        </w:tc>
+      </w:tr>
+      <w:tr>
+        <w:tc>
+          <w:tcPr>
+            <w:tcW w:w="1129" w:type="dxa"/>
+            <w:shd w:val="clear" w:color="auto" w:fill="FFFFFF"/>
+            <w:tcMar>
+              <w:top w:w="180" w:type="dxa"/>
+              <w:left w:w="270" w:type="dxa"/>
+              <w:bottom w:w="180" w:type="dxa"/>
+              <w:right w:w="270" w:type="dxa"/>
+            </w:tcMar>
+            <w:vAlign w:val="center"/>
+            <w:hideMark/>
+          </w:tcPr>
+          <w:p>
+            <w:pPr>
+              <w:rPr>
+                <w:sz w:val="22"/>
+              </w:rPr>
+            </w:pPr>
+            <w:r>
+              <w:rPr>
+                <w:sz w:val="22"/>
+              </w:rPr>
+              <w:t>S-003</w:t>
+            </w:r>
+          </w:p>
+        </w:tc>
+        <w:tc>
+          <w:tcPr>
+            <w:tcW w:w="2066" w:type="dxa"/>
+            <w:shd w:val="clear" w:color="auto" w:fill="FFFFFF"/>
+            <w:tcMar>
+              <w:top w:w="180" w:type="dxa"/>
+              <w:left w:w="270" w:type="dxa"/>
+              <w:bottom w:w="180" w:type="dxa"/>
+              <w:right w:w="270" w:type="dxa"/>
+            </w:tcMar>
+            <w:vAlign w:val="center"/>
+            <w:hideMark/>
+          </w:tcPr>
+          <w:p>
+            <w:pPr>
+              <w:rPr>
+                <w:sz w:val="22"/>
+              </w:rPr>
+            </w:pPr>
+            <w:r>
+              <w:rPr>
+                <w:sz w:val="22"/>
+              </w:rPr>
+              <w:t>发布新商品</w:t>
+            </w:r>
+          </w:p>
+        </w:tc>
+        <w:tc>
+          <w:tcPr>
+            <w:tcW w:w="0" w:type="auto"/>
+            <w:shd w:val="clear" w:color="auto" w:fill="FFFFFF"/>
+            <w:tcMar>
+              <w:top w:w="180" w:type="dxa"/>
+              <w:left w:w="270" w:type="dxa"/>
+              <w:bottom w:w="180" w:type="dxa"/>
+              <w:right w:w="270" w:type="dxa"/>
+            </w:tcMar>
+            <w:vAlign w:val="center"/>
+            <w:hideMark/>
+          </w:tcPr>
+          <w:p>
+            <w:pPr>
+              <w:rPr>
+                <w:sz w:val="22"/>
+              </w:rPr>
+            </w:pPr>
+            <w:r>
+              <w:rPr>
+                <w:sz w:val="22"/>
+              </w:rPr>
+              <w:t>商品名："测试商品"，价格：99.9，描述："测试描述"</w:t>
+            </w:r>
+          </w:p>
+        </w:tc>
+        <w:tc>
+          <w:tcPr>
+            <w:tcW w:w="0" w:type="auto"/>
+            <w:shd w:val="clear" w:color="auto" w:fill="FFFFFF"/>
+            <w:tcMar>
+              <w:top w:w="180" w:type="dxa"/>
+              <w:left w:w="270" w:type="dxa"/>
+              <w:bottom w:w="180" w:type="dxa"/>
+              <w:right w:w="270" w:type="dxa"/>
+            </w:tcMar>
+            <w:vAlign w:val="center"/>
+            <w:hideMark/>
+          </w:tcPr>
+          <w:p>
+            <w:pPr>
+              <w:rPr>
+                <w:sz w:val="22"/>
+              </w:rPr>
+            </w:pPr>
+            <w:r>
+              <w:rPr>
+                <w:sz w:val="22"/>
+              </w:rPr>
+              <w:t>商品发布成功，列表中显示新商品</w:t>
+            </w:r>
+          </w:p>
+        </w:tc>
+        <w:tc>
+          <w:tcPr>
+            <w:tcW w:w="0" w:type="auto"/>
+            <w:shd w:val="clear" w:color="auto" w:fill="FFFFFF"/>
+            <w:tcMar>
+              <w:top w:w="180" w:type="dxa"/>
+              <w:left w:w="270" w:type="dxa"/>
+              <w:bottom w:w="180" w:type="dxa"/>
+              <w:right w:w="270" w:type="dxa"/>
+            </w:tcMar>
+            <w:vAlign w:val="center"/>
+            <w:hideMark/>
+          </w:tcPr>
+          <w:p>
+            <w:pPr>
+              <w:rPr>
+                <w:sz w:val="22"/>
+              </w:rPr>
+            </w:pPr>
+            <w:r>
+              <w:rPr>
+                <w:sz w:val="22"/>
+              </w:rPr>
+              <w:t>高</w:t>
+            </w:r>
+          </w:p>
+        </w:tc>
+      </w:tr>
+      <w:tr>
+        <w:tc>
+          <w:tcPr>
+            <w:tcW w:w="1129" w:type="dxa"/>
+            <w:shd w:val="clear" w:color="auto" w:fill="FFFFFF"/>
+            <w:tcMar>
+              <w:top w:w="180" w:type="dxa"/>
+              <w:left w:w="270" w:type="dxa"/>
+              <w:bottom w:w="180" w:type="dxa"/>
+              <w:right w:w="270" w:type="dxa"/>
+            </w:tcMar>
+            <w:vAlign w:val="center"/>
+            <w:hideMark/>
+          </w:tcPr>
+          <w:p>
+            <w:pPr>
+              <w:rPr>
+                <w:sz w:val="22"/>
+              </w:rPr>
+            </w:pPr>
+            <w:r>
+              <w:rPr>
+                <w:sz w:val="22"/>
+              </w:rPr>
+              <w:t>S-004</w:t>
+            </w:r>
+          </w:p>
+        </w:tc>
+        <w:tc>
+          <w:tcPr>
+            <w:tcW w:w="2066" w:type="dxa"/>
+            <w:shd w:val="clear" w:color="auto" w:fill="FFFFFF"/>
+            <w:tcMar>
+              <w:top w:w="180" w:type="dxa"/>
+              <w:left w:w="270" w:type="dxa"/>
+              <w:bottom w:w="180" w:type="dxa"/>
+              <w:right w:w="270" w:type="dxa"/>
+            </w:tcMar>
+            <w:vAlign w:val="center"/>
+            <w:hideMark/>
+          </w:tcPr>
+          <w:p>
+            <w:pPr>
+              <w:rPr>
+                <w:sz w:val="22"/>
+              </w:rPr>
+            </w:pPr>
+            <w:r>
+              <w:rPr>
+                <w:sz w:val="22"/>
+              </w:rPr>
+              <w:t>商品上架 / 下架</w:t>
+            </w:r>
+          </w:p>
+        </w:tc>
+        <w:tc>
+          <w:tcPr>
+            <w:tcW w:w="0" w:type="auto"/>
+            <w:shd w:val="clear" w:color="auto" w:fill="FFFFFF"/>
+            <w:tcMar>
+              <w:top w:w="180" w:type="dxa"/>
+              <w:left w:w="270" w:type="dxa"/>
+              <w:bottom w:w="180" w:type="dxa"/>
+              <w:right w:w="270" w:type="dxa"/>
+            </w:tcMar>
+            <w:vAlign w:val="center"/>
+            <w:hideMark/>
+          </w:tcPr>
+          <w:p>
+            <w:pPr>
+              <w:rPr>
+                <w:sz w:val="22"/>
+              </w:rPr>
+            </w:pPr>
+            <w:r>
+              <w:rPr>
+                <w:sz w:val="22"/>
+              </w:rPr>
+              <w:t>选择商品，点击 "上架"/"下架" 按钮</w:t>
+            </w:r>
+          </w:p>
+        </w:tc>
+        <w:tc>
+          <w:tcPr>
+            <w:tcW w:w="0" w:type="auto"/>
+            <w:shd w:val="clear" w:color="auto" w:fill="FFFFFF"/>
+            <w:tcMar>
+              <w:top w:w="180" w:type="dxa"/>
+              <w:left w:w="270" w:type="dxa"/>
+              <w:bottom w:w="180" w:type="dxa"/>
+              <w:right w:w="270" w:type="dxa"/>
+            </w:tcMar>
+            <w:vAlign w:val="center"/>
+            <w:hideMark/>
+          </w:tcPr>
+          <w:p>
+            <w:pPr>
+              <w:rPr>
+                <w:sz w:val="22"/>
+              </w:rPr>
+            </w:pPr>
+            <w:r>
+              <w:rPr>
+                <w:sz w:val="22"/>
+              </w:rPr>
+              <w:t>商品状态更新为 "在售"/"下架"</w:t>
+            </w:r>
+          </w:p>
+        </w:tc>
+        <w:tc>
+          <w:tcPr>
+            <w:tcW w:w="0" w:type="auto"/>
+            <w:shd w:val="clear" w:color="auto" w:fill="FFFFFF"/>
+            <w:tcMar>
+              <w:top w:w="180" w:type="dxa"/>
+              <w:left w:w="270" w:type="dxa"/>
+              <w:bottom w:w="180" w:type="dxa"/>
+              <w:right w:w="270" w:type="dxa"/>
+            </w:tcMar>
+            <w:vAlign w:val="center"/>
+            <w:hideMark/>
+          </w:tcPr>
+          <w:p>
+            <w:pPr>
+              <w:rPr>
+                <w:sz w:val="22"/>
+              </w:rPr>
+            </w:pPr>
+            <w:r>
+              <w:rPr>
+                <w:sz w:val="22"/>
+              </w:rPr>
+              <w:t>中</w:t>
+            </w:r>
+          </w:p>
+        </w:tc>
+      </w:tr>
+      <w:tr>
+        <w:tc>
+          <w:tcPr>
+            <w:tcW w:w="1129" w:type="dxa"/>
+            <w:shd w:val="clear" w:color="auto" w:fill="FFFFFF"/>
+            <w:tcMar>
+              <w:top w:w="180" w:type="dxa"/>
+              <w:left w:w="270" w:type="dxa"/>
+              <w:bottom w:w="180" w:type="dxa"/>
+              <w:right w:w="270" w:type="dxa"/>
+            </w:tcMar>
+            <w:vAlign w:val="center"/>
+            <w:hideMark/>
+          </w:tcPr>
+          <w:p>
+            <w:pPr>
+              <w:rPr>
+                <w:sz w:val="22"/>
+              </w:rPr>
+            </w:pPr>
+            <w:r>
+              <w:rPr>
+                <w:sz w:val="22"/>
+              </w:rPr>
+              <w:t>S-005</w:t>
+            </w:r>
+          </w:p>
+        </w:tc>
+        <w:tc>
+          <w:tcPr>
+            <w:tcW w:w="2066" w:type="dxa"/>
+            <w:shd w:val="clear" w:color="auto" w:fill="FFFFFF"/>
+            <w:tcMar>
+              <w:top w:w="180" w:type="dxa"/>
+              <w:left w:w="270" w:type="dxa"/>
+              <w:bottom w:w="180" w:type="dxa"/>
+              <w:right w:w="270" w:type="dxa"/>
+            </w:tcMar>
+            <w:vAlign w:val="center"/>
+            <w:hideMark/>
+          </w:tcPr>
+          <w:p>
+            <w:pPr>
+              <w:rPr>
+                <w:sz w:val="22"/>
+              </w:rPr>
+            </w:pPr>
+            <w:r>
+              <w:rPr>
+                <w:sz w:val="22"/>
+              </w:rPr>
+              <w:t>冻结 / 解冻商品</w:t>
+            </w:r>
+          </w:p>
+        </w:tc>
+        <w:tc>
+          <w:tcPr>
+            <w:tcW w:w="0" w:type="auto"/>
+            <w:shd w:val="clear" w:color="auto" w:fill="FFFFFF"/>
+            <w:tcMar>
+              <w:top w:w="180" w:type="dxa"/>
+              <w:left w:w="270" w:type="dxa"/>
+              <w:bottom w:w="180" w:type="dxa"/>
+              <w:right w:w="270" w:type="dxa"/>
+            </w:tcMar>
+            <w:vAlign w:val="center"/>
+            <w:hideMark/>
+          </w:tcPr>
+          <w:p>
+            <w:pPr>
+              <w:rPr>
+                <w:sz w:val="22"/>
+              </w:rPr>
+            </w:pPr>
+            <w:r>
+              <w:rPr>
+                <w:sz w:val="22"/>
+              </w:rPr>
+              <w:t>选择商品，点击 "冻结"/"解冻" 按钮</w:t>
+            </w:r>
+          </w:p>
+        </w:tc>
+        <w:tc>
+          <w:tcPr>
+            <w:tcW w:w="0" w:type="auto"/>
+            <w:shd w:val="clear" w:color="auto" w:fill="FFFFFF"/>
+            <w:tcMar>
+              <w:top w:w="180" w:type="dxa"/>
+              <w:left w:w="270" w:type="dxa"/>
+              <w:bottom w:w="180" w:type="dxa"/>
+              <w:right w:w="270" w:type="dxa"/>
+            </w:tcMar>
+            <w:vAlign w:val="center"/>
+            <w:hideMark/>
+          </w:tcPr>
+          <w:p>
+            <w:pPr>
+              <w:rPr>
+                <w:sz w:val="22"/>
+              </w:rPr>
+            </w:pPr>
+            <w:r>
+              <w:rPr>
+                <w:sz w:val="22"/>
+              </w:rPr>
+              <w:t>商品状态更新为 "已冻结"/"正常"</w:t>
+            </w:r>
+          </w:p>
+        </w:tc>
+        <w:tc>
+          <w:tcPr>
+            <w:tcW w:w="0" w:type="auto"/>
+            <w:shd w:val="clear" w:color="auto" w:fill="FFFFFF"/>
+            <w:tcMar>
+              <w:top w:w="180" w:type="dxa"/>
+              <w:left w:w="270" w:type="dxa"/>
+              <w:bottom w:w="180" w:type="dxa"/>
+              <w:right w:w="270" w:type="dxa"/>
+            </w:tcMar>
+            <w:vAlign w:val="center"/>
+            <w:hideMark/>
+          </w:tcPr>
+          <w:p>
+            <w:pPr>
+              <w:rPr>
+                <w:sz w:val="22"/>
+              </w:rPr>
+            </w:pPr>
+            <w:r>
+              <w:rPr>
+                <w:sz w:val="22"/>
+              </w:rPr>
+              <w:t>中</w:t>
+            </w:r>
+          </w:p>
+        </w:tc>
+      </w:tr>
+      <w:tr>
+        <w:tc>
+          <w:tcPr>
+            <w:tcW w:w="1129" w:type="dxa"/>
+            <w:shd w:val="clear" w:color="auto" w:fill="FFFFFF"/>
+            <w:tcMar>
+              <w:top w:w="180" w:type="dxa"/>
+              <w:left w:w="270" w:type="dxa"/>
+              <w:bottom w:w="180" w:type="dxa"/>
+              <w:right w:w="270" w:type="dxa"/>
+            </w:tcMar>
+            <w:vAlign w:val="center"/>
+            <w:hideMark/>
+          </w:tcPr>
+          <w:p>
+            <w:pPr>
+              <w:rPr>
+                <w:sz w:val="22"/>
+              </w:rPr>
+            </w:pPr>
+            <w:r>
+              <w:rPr>
+                <w:sz w:val="22"/>
+              </w:rPr>
+              <w:t>S-006</w:t>
+            </w:r>
+          </w:p>
+        </w:tc>
+        <w:tc>
+          <w:tcPr>
+            <w:tcW w:w="2066" w:type="dxa"/>
+            <w:shd w:val="clear" w:color="auto" w:fill="FFFFFF"/>
+            <w:tcMar>
+              <w:top w:w="180" w:type="dxa"/>
+              <w:left w:w="270" w:type="dxa"/>
+              <w:bottom w:w="180" w:type="dxa"/>
+              <w:right w:w="270" w:type="dxa"/>
+            </w:tcMar>
+            <w:vAlign w:val="center"/>
+            <w:hideMark/>
+          </w:tcPr>
+          <w:p>
+            <w:pPr>
+              <w:rPr>
+                <w:sz w:val="22"/>
+              </w:rPr>
+            </w:pPr>
+            <w:r>
+              <w:rPr>
+                <w:sz w:val="22"/>
+              </w:rPr>
+              <w:t>查看购买意向列表</w:t>
+            </w:r>
+          </w:p>
+        </w:tc>
+        <w:tc>
+          <w:tcPr>
+            <w:tcW w:w="0" w:type="auto"/>
+            <w:shd w:val="clear" w:color="auto" w:fill="FFFFFF"/>
+            <w:tcMar>
+              <w:top w:w="180" w:type="dxa"/>
+              <w:left w:w="270" w:type="dxa"/>
+              <w:bottom w:w="180" w:type="dxa"/>
+              <w:right w:w="270" w:type="dxa"/>
+            </w:tcMar>
+            <w:vAlign w:val="center"/>
+            <w:hideMark/>
+          </w:tcPr>
+          <w:p>
+            <w:pPr>
+              <w:rPr>
+                <w:rFonts w:hint="eastAsia"/>
+                <w:sz w:val="22"/>
+              </w:rPr>
+            </w:pPr>
+            <w:r>
+              <w:rPr>
+                <w:rFonts w:hint="eastAsia"/>
+                <w:sz w:val="22"/>
+              </w:rPr>
+              <w:t>点击购买意向</w:t>
+            </w:r>
+          </w:p>
+        </w:tc>
+        <w:tc>
+          <w:tcPr>
+            <w:tcW w:w="0" w:type="auto"/>
+            <w:shd w:val="clear" w:color="auto" w:fill="FFFFFF"/>
+            <w:tcMar>
+              <w:top w:w="180" w:type="dxa"/>
+              <w:left w:w="270" w:type="dxa"/>
+              <w:bottom w:w="180" w:type="dxa"/>
+              <w:right w:w="270" w:type="dxa"/>
+            </w:tcMar>
+            <w:vAlign w:val="center"/>
+            <w:hideMark/>
+          </w:tcPr>
+          <w:p>
+            <w:pPr>
+              <w:rPr>
+                <w:sz w:val="22"/>
+              </w:rPr>
+            </w:pPr>
+            <w:r>
+              <w:rPr>
+                <w:sz w:val="22"/>
+              </w:rPr>
+              <w:t>显示所有买家提交的购买意向</w:t>
+            </w:r>
+          </w:p>
+        </w:tc>
+        <w:tc>
+          <w:tcPr>
+            <w:tcW w:w="0" w:type="auto"/>
+            <w:shd w:val="clear" w:color="auto" w:fill="FFFFFF"/>
+            <w:tcMar>
+              <w:top w:w="180" w:type="dxa"/>
+              <w:left w:w="270" w:type="dxa"/>
+              <w:bottom w:w="180" w:type="dxa"/>
+              <w:right w:w="270" w:type="dxa"/>
+            </w:tcMar>
+            <w:vAlign w:val="center"/>
+            <w:hideMark/>
+          </w:tcPr>
+          <w:p>
+            <w:pPr>
+              <w:rPr>
+                <w:sz w:val="22"/>
+              </w:rPr>
+            </w:pPr>
+            <w:r>
+              <w:rPr>
+                <w:sz w:val="22"/>
+              </w:rPr>
+              <w:t>高</w:t>
+            </w:r>
+          </w:p>
+        </w:tc>
+      </w:tr>
+      <w:tr>
+        <w:tc>
+          <w:tcPr>
+            <w:tcW w:w="1129" w:type="dxa"/>
+            <w:shd w:val="clear" w:color="auto" w:fill="FFFFFF"/>
+            <w:tcMar>
+              <w:top w:w="180" w:type="dxa"/>
+              <w:left w:w="270" w:type="dxa"/>
+              <w:bottom w:w="180" w:type="dxa"/>
+              <w:right w:w="270" w:type="dxa"/>
+            </w:tcMar>
+            <w:vAlign w:val="center"/>
+            <w:hideMark/>
+          </w:tcPr>
+          <w:p>
+            <w:pPr>
+              <w:rPr>
+                <w:sz w:val="22"/>
+              </w:rPr>
+            </w:pPr>
+            <w:r>
+              <w:rPr>
+                <w:sz w:val="22"/>
+              </w:rPr>
+              <w:t>S-007</w:t>
+            </w:r>
+          </w:p>
+        </w:tc>
+        <w:tc>
+          <w:tcPr>
+            <w:tcW w:w="2066" w:type="dxa"/>
+            <w:shd w:val="clear" w:color="auto" w:fill="FFFFFF"/>
+            <w:tcMar>
+              <w:top w:w="180" w:type="dxa"/>
+              <w:left w:w="270" w:type="dxa"/>
+              <w:bottom w:w="180" w:type="dxa"/>
+              <w:right w:w="270" w:type="dxa"/>
+            </w:tcMar>
+            <w:vAlign w:val="center"/>
+            <w:hideMark/>
+          </w:tcPr>
+          <w:p>
+            <w:pPr>
+              <w:rPr>
+                <w:sz w:val="22"/>
+              </w:rPr>
+            </w:pPr>
+            <w:r>
+              <w:rPr>
+                <w:sz w:val="22"/>
+              </w:rPr>
+              <w:t>处理购买意向（成功）</w:t>
+            </w:r>
+          </w:p>
+        </w:tc>
+        <w:tc>
+          <w:tcPr>
+            <w:tcW w:w="0" w:type="auto"/>
+            <w:shd w:val="clear" w:color="auto" w:fill="FFFFFF"/>
+            <w:tcMar>
+              <w:top w:w="180" w:type="dxa"/>
+              <w:left w:w="270" w:type="dxa"/>
+              <w:bottom w:w="180" w:type="dxa"/>
+              <w:right w:w="270" w:type="dxa"/>
+            </w:tcMar>
+            <w:vAlign w:val="center"/>
+            <w:hideMark/>
+          </w:tcPr>
+          <w:p>
+            <w:pPr>
+              <w:rPr>
+                <w:sz w:val="22"/>
+              </w:rPr>
+            </w:pPr>
+            <w:r>
+              <w:rPr>
+                <w:sz w:val="22"/>
+              </w:rPr>
+              <w:t>选择意向，点击 "交易成功"</w:t>
+            </w:r>
+          </w:p>
+        </w:tc>
+        <w:tc>
+          <w:tcPr>
+            <w:tcW w:w="0" w:type="auto"/>
+            <w:shd w:val="clear" w:color="auto" w:fill="FFFFFF"/>
+            <w:tcMar>
+              <w:top w:w="180" w:type="dxa"/>
+              <w:left w:w="270" w:type="dxa"/>
+              <w:bottom w:w="180" w:type="dxa"/>
+              <w:right w:w="270" w:type="dxa"/>
+            </w:tcMar>
+            <w:vAlign w:val="center"/>
+            <w:hideMark/>
+          </w:tcPr>
+          <w:p>
+            <w:pPr>
+              <w:rPr>
+                <w:sz w:val="22"/>
+              </w:rPr>
+            </w:pPr>
+            <w:r>
+              <w:rPr>
+                <w:sz w:val="22"/>
+              </w:rPr>
+              <w:t>状态更新为 "交易成功"，商品状态更新</w:t>
+            </w:r>
+          </w:p>
+        </w:tc>
+        <w:tc>
+          <w:tcPr>
+            <w:tcW w:w="0" w:type="auto"/>
+            <w:shd w:val="clear" w:color="auto" w:fill="FFFFFF"/>
+            <w:tcMar>
+              <w:top w:w="180" w:type="dxa"/>
+              <w:left w:w="270" w:type="dxa"/>
+              <w:bottom w:w="180" w:type="dxa"/>
+              <w:right w:w="270" w:type="dxa"/>
+            </w:tcMar>
+            <w:vAlign w:val="center"/>
+            <w:hideMark/>
+          </w:tcPr>
+          <w:p>
+            <w:pPr>
+              <w:rPr>
+                <w:sz w:val="22"/>
+              </w:rPr>
+            </w:pPr>
+            <w:r>
+              <w:rPr>
+                <w:sz w:val="22"/>
+              </w:rPr>
+              <w:t>高</w:t>
+            </w:r>
+          </w:p>
+        </w:tc>
+      </w:tr>
+      <w:tr>
+        <w:tc>
+          <w:tcPr>
+            <w:tcW w:w="1129" w:type="dxa"/>
+            <w:shd w:val="clear" w:color="auto" w:fill="FFFFFF"/>
+            <w:tcMar>
+              <w:top w:w="180" w:type="dxa"/>
+              <w:left w:w="270" w:type="dxa"/>
+              <w:bottom w:w="180" w:type="dxa"/>
+              <w:right w:w="270" w:type="dxa"/>
+            </w:tcMar>
+            <w:vAlign w:val="center"/>
+            <w:hideMark/>
+          </w:tcPr>
+          <w:p>
+            <w:pPr>
+              <w:rPr>
+                <w:sz w:val="22"/>
+              </w:rPr>
+            </w:pPr>
+            <w:r>
+              <w:rPr>
+                <w:sz w:val="22"/>
+              </w:rPr>
+              <w:t>S-008</w:t>
+            </w:r>
+          </w:p>
+        </w:tc>
+        <w:tc>
+          <w:tcPr>
+            <w:tcW w:w="2066" w:type="dxa"/>
+            <w:shd w:val="clear" w:color="auto" w:fill="FFFFFF"/>
+            <w:tcMar>
+              <w:top w:w="180" w:type="dxa"/>
+              <w:left w:w="270" w:type="dxa"/>
+              <w:bottom w:w="180" w:type="dxa"/>
+              <w:right w:w="270" w:type="dxa"/>
+            </w:tcMar>
+            <w:vAlign w:val="center"/>
+            <w:hideMark/>
+          </w:tcPr>
+          <w:p>
+            <w:pPr>
+              <w:rPr>
+                <w:sz w:val="22"/>
+              </w:rPr>
+            </w:pPr>
+            <w:r>
+              <w:rPr>
+                <w:sz w:val="22"/>
+              </w:rPr>
+              <w:t>处理购买意向（失败）</w:t>
+            </w:r>
+          </w:p>
+        </w:tc>
+        <w:tc>
+          <w:tcPr>
+            <w:tcW w:w="0" w:type="auto"/>
+            <w:shd w:val="clear" w:color="auto" w:fill="FFFFFF"/>
+            <w:tcMar>
+              <w:top w:w="180" w:type="dxa"/>
+              <w:left w:w="270" w:type="dxa"/>
+              <w:bottom w:w="180" w:type="dxa"/>
+              <w:right w:w="270" w:type="dxa"/>
+            </w:tcMar>
+            <w:vAlign w:val="center"/>
+            <w:hideMark/>
+          </w:tcPr>
+          <w:p>
+            <w:pPr>
+              <w:rPr>
+                <w:sz w:val="22"/>
+              </w:rPr>
+            </w:pPr>
+            <w:r>
+              <w:rPr>
+                <w:sz w:val="22"/>
+              </w:rPr>
+              <w:t>选择意向，点击 "交易失败"</w:t>
+            </w:r>
+          </w:p>
+        </w:tc>
+        <w:tc>
+          <w:tcPr>
+            <w:tcW w:w="0" w:type="auto"/>
+            <w:shd w:val="clear" w:color="auto" w:fill="FFFFFF"/>
+            <w:tcMar>
+              <w:top w:w="180" w:type="dxa"/>
+              <w:left w:w="270" w:type="dxa"/>
+              <w:bottom w:w="180" w:type="dxa"/>
+              <w:right w:w="270" w:type="dxa"/>
+            </w:tcMar>
+            <w:vAlign w:val="center"/>
+            <w:hideMark/>
+          </w:tcPr>
+          <w:p>
+            <w:pPr>
+              <w:rPr>
+                <w:sz w:val="22"/>
+              </w:rPr>
+            </w:pPr>
+            <w:r>
+              <w:rPr>
+                <w:sz w:val="22"/>
+              </w:rPr>
+              <w:t>状态更新为 "交易失败"，商品状态更新</w:t>
+            </w:r>
+          </w:p>
+        </w:tc>
+        <w:tc>
+          <w:tcPr>
+            <w:tcW w:w="0" w:type="auto"/>
+            <w:shd w:val="clear" w:color="auto" w:fill="FFFFFF"/>
+            <w:tcMar>
+              <w:top w:w="180" w:type="dxa"/>
+              <w:left w:w="270" w:type="dxa"/>
+              <w:bottom w:w="180" w:type="dxa"/>
+              <w:right w:w="270" w:type="dxa"/>
+            </w:tcMar>
+            <w:vAlign w:val="center"/>
+            <w:hideMark/>
+          </w:tcPr>
+          <w:p>
+            <w:pPr>
+              <w:rPr>
+                <w:sz w:val="22"/>
+              </w:rPr>
+            </w:pPr>
+            <w:r>
+              <w:rPr>
+                <w:sz w:val="22"/>
+              </w:rPr>
+              <w:t>高</w:t>
+            </w:r>
+          </w:p>
+        </w:tc>
+      </w:tr>
+    </w:tbl>
+    <w:p>
+      <w:pPr>
+        <w:rPr>
+          <w:b/>
+          <w:bCs/>
+          <w:sz w:val="22"/>
+        </w:rPr>
+      </w:pPr>
+      <w:r>
+        <w:rPr>
+          <w:b/>
+          <w:bCs/>
+          <w:sz w:val="22"/>
+        </w:rPr>
+        <w:t>2. 买家模块测试用例</w:t>
+      </w:r>
+    </w:p>
+    <w:tbl>
+      <w:tblPr>
+        <w:tblW w:w="0" w:type="auto"/>
+        <w:tblBorders>
+          <w:top w:val="single" w:sz="4" w:space="0" w:color="auto"/>
+          <w:left w:val="single" w:sz="4" w:space="0" w:color="auto"/>
+          <w:bottom w:val="single" w:sz="4" w:space="0" w:color="auto"/>
+          <w:right w:val="single" w:sz="4" w:space="0" w:color="auto"/>
+          <w:insideH w:val="single" w:sz="4" w:space="0" w:color="auto"/>
+          <w:insideV w:val="single" w:sz="4" w:space="0" w:color="auto"/>
+        </w:tblBorders>
+        <w:shd w:val="clear" w:color="auto" w:fill="FFFFFF"/>
+        <w:tblCellMar>
+          <w:left w:w="0" w:type="dxa"/>
+          <w:right w:w="0" w:type="dxa"/>
+        </w:tblCellMar>
+        <w:tblLook w:val="04A0" w:firstRow="1" w:lastRow="0" w:firstColumn="1" w:lastColumn="0" w:noHBand="0" w:noVBand="1"/>
+      </w:tblPr>
+      <w:tblGrid>
+        <w:gridCol w:w="1128"/>
+        <w:gridCol w:w="1986"/>
+        <w:gridCol w:w="2486"/>
+        <w:gridCol w:w="1842"/>
+        <w:gridCol w:w="854"/>
+      </w:tblGrid>
+      <w:tr>
+        <w:trPr>
+          <w:tblHeader/>
+        </w:trPr>
+        <w:tc>
+          <w:tcPr>
+            <w:tcW w:w="1128" w:type="dxa"/>
+            <w:shd w:val="clear" w:color="auto" w:fill="F2F2F2"/>
+            <w:tcMar>
+              <w:top w:w="180" w:type="dxa"/>
+              <w:left w:w="270" w:type="dxa"/>
+              <w:bottom w:w="180" w:type="dxa"/>
+              <w:right w:w="270" w:type="dxa"/>
+            </w:tcMar>
+            <w:vAlign w:val="center"/>
+            <w:hideMark/>
+          </w:tcPr>
+          <w:p>
+            <w:pPr>
+              <w:rPr>
+                <w:b/>
+                <w:bCs/>
+                <w:szCs w:val="21"/>
+              </w:rPr>
+            </w:pPr>
+            <w:r>
+              <w:rPr>
+                <w:b/>
+                <w:bCs/>
+                <w:szCs w:val="21"/>
+              </w:rPr>
+              <w:t>测试 ID</w:t>
+            </w:r>
+          </w:p>
+        </w:tc>
+        <w:tc>
+          <w:tcPr>
+            <w:tcW w:w="1986" w:type="dxa"/>
+            <w:shd w:val="clear" w:color="auto" w:fill="F2F2F2"/>
+            <w:tcMar>
+              <w:top w:w="180" w:type="dxa"/>
+              <w:left w:w="270" w:type="dxa"/>
+              <w:bottom w:w="180" w:type="dxa"/>
+              <w:right w:w="270" w:type="dxa"/>
+            </w:tcMar>
+            <w:vAlign w:val="center"/>
+            <w:hideMark/>
+          </w:tcPr>
+          <w:p>
+            <w:pPr>
+              <w:rPr>
+                <w:b/>
+                <w:bCs/>
+                <w:szCs w:val="21"/>
+              </w:rPr>
+            </w:pPr>
+            <w:r>
+              <w:rPr>
+                <w:b/>
+                <w:bCs/>
+                <w:szCs w:val="21"/>
+              </w:rPr>
+              <w:t>测试场景</w:t>
+            </w:r>
+          </w:p>
+        </w:tc>
+        <w:tc>
+          <w:tcPr>
+            <w:tcW w:w="2486" w:type="dxa"/>
+            <w:shd w:val="clear" w:color="auto" w:fill="F2F2F2"/>
+            <w:tcMar>
+              <w:top w:w="180" w:type="dxa"/>
+              <w:left w:w="270" w:type="dxa"/>
+              <w:bottom w:w="180" w:type="dxa"/>
+              <w:right w:w="270" w:type="dxa"/>
+            </w:tcMar>
+            <w:vAlign w:val="center"/>
+            <w:hideMark/>
+          </w:tcPr>
+          <w:p>
+            <w:pPr>
+              <w:rPr>
+                <w:b/>
+                <w:bCs/>
+                <w:szCs w:val="21"/>
+              </w:rPr>
+            </w:pPr>
+            <w:r>
+              <w:rPr>
+                <w:b/>
+                <w:bCs/>
+                <w:szCs w:val="21"/>
+              </w:rPr>
+              <w:t>输入数据</w:t>
+            </w:r>
+          </w:p>
+        </w:tc>
+        <w:tc>
+          <w:tcPr>
+            <w:tcW w:w="0" w:type="auto"/>
+            <w:shd w:val="clear" w:color="auto" w:fill="F2F2F2"/>
+            <w:tcMar>
+              <w:top w:w="180" w:type="dxa"/>
+              <w:left w:w="270" w:type="dxa"/>
+              <w:bottom w:w="180" w:type="dxa"/>
+              <w:right w:w="270" w:type="dxa"/>
+            </w:tcMar>
+            <w:vAlign w:val="center"/>
+            <w:hideMark/>
+          </w:tcPr>
+          <w:p>
+            <w:pPr>
+              <w:rPr>
+                <w:b/>
+                <w:bCs/>
+                <w:szCs w:val="21"/>
+              </w:rPr>
+            </w:pPr>
+            <w:r>
+              <w:rPr>
+                <w:b/>
+                <w:bCs/>
+                <w:szCs w:val="21"/>
+              </w:rPr>
+              <w:t>预期结果</w:t>
+            </w:r>
+          </w:p>
+        </w:tc>
+        <w:tc>
+          <w:tcPr>
+            <w:tcW w:w="0" w:type="auto"/>
+            <w:shd w:val="clear" w:color="auto" w:fill="F2F2F2"/>
+            <w:tcMar>
+              <w:top w:w="180" w:type="dxa"/>
+              <w:left w:w="270" w:type="dxa"/>
+              <w:bottom w:w="180" w:type="dxa"/>
+              <w:right w:w="270" w:type="dxa"/>
+            </w:tcMar>
+            <w:vAlign w:val="center"/>
+            <w:hideMark/>
+          </w:tcPr>
+          <w:p>
+            <w:pPr>
+              <w:rPr>
+                <w:b/>
+                <w:bCs/>
+                <w:szCs w:val="21"/>
+              </w:rPr>
+            </w:pPr>
+            <w:r>
+              <w:rPr>
+                <w:b/>
+                <w:bCs/>
+                <w:szCs w:val="21"/>
+              </w:rPr>
+              <w:t>优先级</w:t>
+            </w:r>
+          </w:p>
+        </w:tc>
+      </w:tr>
+      <w:tr>
+        <w:tc>
+          <w:tcPr>
+            <w:tcW w:w="1128" w:type="dxa"/>
+            <w:shd w:val="clear" w:color="auto" w:fill="FFFFFF"/>
+            <w:tcMar>
+              <w:top w:w="180" w:type="dxa"/>
+              <w:left w:w="270" w:type="dxa"/>
+              <w:bottom w:w="180" w:type="dxa"/>
+              <w:right w:w="270" w:type="dxa"/>
+            </w:tcMar>
+            <w:vAlign w:val="center"/>
+            <w:hideMark/>
+          </w:tcPr>
+          <w:p>
+            <w:pPr>
+              <w:rPr>
+                <w:szCs w:val="21"/>
+              </w:rPr>
+            </w:pPr>
+            <w:r>
+              <w:rPr>
+                <w:szCs w:val="21"/>
+              </w:rPr>
+              <w:t>B-001</w:t>
+            </w:r>
+          </w:p>
+        </w:tc>
+        <w:tc>
+          <w:tcPr>
+            <w:tcW w:w="1986" w:type="dxa"/>
+            <w:shd w:val="clear" w:color="auto" w:fill="FFFFFF"/>
+            <w:tcMar>
+              <w:top w:w="180" w:type="dxa"/>
+              <w:left w:w="270" w:type="dxa"/>
+              <w:bottom w:w="180" w:type="dxa"/>
+              <w:right w:w="270" w:type="dxa"/>
+            </w:tcMar>
+            <w:vAlign w:val="center"/>
+            <w:hideMark/>
+          </w:tcPr>
+          <w:p>
+            <w:pPr>
+              <w:rPr>
+                <w:szCs w:val="21"/>
+              </w:rPr>
+            </w:pPr>
+            <w:r>
+              <w:rPr>
+                <w:szCs w:val="21"/>
+              </w:rPr>
+              <w:t>查看商品列表</w:t>
+            </w:r>
+          </w:p>
+        </w:tc>
+        <w:tc>
+          <w:tcPr>
+            <w:tcW w:w="2486" w:type="dxa"/>
+            <w:shd w:val="clear" w:color="auto" w:fill="FFFFFF"/>
+            <w:tcMar>
+              <w:top w:w="180" w:type="dxa"/>
+              <w:left w:w="270" w:type="dxa"/>
+              <w:bottom w:w="180" w:type="dxa"/>
+              <w:right w:w="270" w:type="dxa"/>
+            </w:tcMar>
+            <w:vAlign w:val="center"/>
+            <w:hideMark/>
+          </w:tcPr>
+          <w:p>
+            <w:pPr>
+              <w:rPr>
+                <w:szCs w:val="21"/>
+              </w:rPr>
+            </w:pPr>
+            <w:r>
+              <w:rPr>
+                <w:szCs w:val="21"/>
+              </w:rPr>
+              <w:t>无</w:t>
+            </w:r>
+          </w:p>
+        </w:tc>
+        <w:tc>
+          <w:tcPr>
+            <w:tcW w:w="0" w:type="auto"/>
+            <w:shd w:val="clear" w:color="auto" w:fill="FFFFFF"/>
+            <w:tcMar>
+              <w:top w:w="180" w:type="dxa"/>
+              <w:left w:w="270" w:type="dxa"/>
+              <w:bottom w:w="180" w:type="dxa"/>
+              <w:right w:w="270" w:type="dxa"/>
+            </w:tcMar>
+            <w:vAlign w:val="center"/>
+            <w:hideMark/>
+          </w:tcPr>
+          <w:p>
+            <w:pPr>
+              <w:rPr>
+                <w:szCs w:val="21"/>
+              </w:rPr>
+            </w:pPr>
+            <w:r>
+              <w:rPr>
+                <w:szCs w:val="21"/>
+              </w:rPr>
+              <w:t>显示所有在售</w:t>
+            </w:r>
+            <w:r>
+              <w:rPr>
+                <w:szCs w:val="21"/>
               </w:rPr>
               <w:lastRenderedPageBreak/>
-              <w:t>能</w:t>
+              <w:t>商品</w:t>
             </w:r>
           </w:p>
         </w:tc>
         <w:tc>
           <w:tcPr>
             <w:tcW w:w="0" w:type="auto"/>
-            <w:tcBorders>
-              <w:top w:val="single" w:sz="4" w:space="0" w:color="auto"/>
-              <w:left w:val="nil"/>
-              <w:bottom w:val="single" w:sz="4" w:space="0" w:color="auto"/>
-              <w:right w:val="single" w:sz="4" w:space="0" w:color="auto"/>
-            </w:tcBorders>
-            <w:shd w:val="clear" w:color="auto" w:fill="FFFFFF"/>
-            <w:tcMar>
-              <w:top w:w="180" w:type="dxa"/>
-              <w:left w:w="270" w:type="dxa"/>
-              <w:bottom w:w="180" w:type="dxa"/>
-              <w:right w:w="270" w:type="dxa"/>
-            </w:tcMar>
-            <w:vAlign w:val="center"/>
-            <w:hideMark/>
-          </w:tcPr>
-          <w:p>
-            <w:pPr>
-              <w:rPr>
-                <w:sz w:val="22"/>
-              </w:rPr>
-            </w:pPr>
-            <w:r>
-              <w:rPr>
-                <w:sz w:val="22"/>
-              </w:rPr>
-              <w:lastRenderedPageBreak/>
-              <w:t>1. 访问卖家登</w:t>
-            </w:r>
-            <w:r>
-              <w:rPr>
-                <w:sz w:val="22"/>
-              </w:rPr>
-              <w:lastRenderedPageBreak/>
-              <w:t>录页</w:t>
-            </w:r>
-          </w:p>
-          <w:p>
-            <w:pPr>
-              <w:rPr>
-                <w:sz w:val="22"/>
-              </w:rPr>
-            </w:pPr>
-            <w:r>
-              <w:rPr>
-                <w:sz w:val="22"/>
-              </w:rPr>
-              <w:t>2. 输入正确用户名 / 密码</w:t>
-            </w:r>
-          </w:p>
-          <w:p>
-            <w:pPr>
-              <w:rPr>
-                <w:sz w:val="22"/>
-              </w:rPr>
-            </w:pPr>
-            <w:r>
-              <w:rPr>
-                <w:sz w:val="22"/>
-              </w:rPr>
-              <w:t>3. 点击登录按钮</w:t>
-            </w:r>
-          </w:p>
-        </w:tc>
-        <w:tc>
-          <w:tcPr>
-            <w:tcW w:w="0" w:type="auto"/>
-            <w:tcBorders>
-              <w:top w:val="single" w:sz="4" w:space="0" w:color="auto"/>
-              <w:left w:val="nil"/>
-              <w:bottom w:val="single" w:sz="4" w:space="0" w:color="auto"/>
-              <w:right w:val="single" w:sz="4" w:space="0" w:color="auto"/>
-            </w:tcBorders>
-            <w:shd w:val="clear" w:color="auto" w:fill="FFFFFF"/>
-            <w:tcMar>
-              <w:top w:w="180" w:type="dxa"/>
-              <w:left w:w="270" w:type="dxa"/>
-              <w:bottom w:w="180" w:type="dxa"/>
-              <w:right w:w="270" w:type="dxa"/>
-            </w:tcMar>
-            <w:vAlign w:val="center"/>
-            <w:hideMark/>
-          </w:tcPr>
-          <w:p>
-            <w:pPr>
-              <w:rPr>
-                <w:sz w:val="22"/>
-              </w:rPr>
-            </w:pPr>
-            <w:r>
-              <w:rPr>
-                <w:sz w:val="22"/>
-              </w:rPr>
-              <w:lastRenderedPageBreak/>
-              <w:t>登录成功并跳转至</w:t>
-            </w:r>
-            <w:r>
-              <w:rPr>
-                <w:sz w:val="22"/>
-              </w:rPr>
-              <w:lastRenderedPageBreak/>
-              <w:t>卖家后台</w:t>
-            </w:r>
-          </w:p>
-        </w:tc>
-        <w:tc>
-          <w:tcPr>
-            <w:tcW w:w="0" w:type="auto"/>
-            <w:tcBorders>
-              <w:top w:val="single" w:sz="4" w:space="0" w:color="auto"/>
-              <w:left w:val="nil"/>
-              <w:bottom w:val="single" w:sz="4" w:space="0" w:color="auto"/>
-              <w:right w:val="single" w:sz="4" w:space="0" w:color="auto"/>
-            </w:tcBorders>
-            <w:shd w:val="clear" w:color="auto" w:fill="FFFFFF"/>
-            <w:tcMar>
-              <w:top w:w="180" w:type="dxa"/>
-              <w:left w:w="270" w:type="dxa"/>
-              <w:bottom w:w="180" w:type="dxa"/>
-              <w:right w:w="270" w:type="dxa"/>
-            </w:tcMar>
-            <w:vAlign w:val="center"/>
-            <w:hideMark/>
-          </w:tcPr>
-          <w:p>
-            <w:pPr>
-              <w:rPr>
-                <w:sz w:val="22"/>
-              </w:rPr>
-            </w:pPr>
-            <w:r>
-              <w:rPr>
-                <w:sz w:val="22"/>
+            <w:shd w:val="clear" w:color="auto" w:fill="FFFFFF"/>
+            <w:tcMar>
+              <w:top w:w="180" w:type="dxa"/>
+              <w:left w:w="270" w:type="dxa"/>
+              <w:bottom w:w="180" w:type="dxa"/>
+              <w:right w:w="270" w:type="dxa"/>
+            </w:tcMar>
+            <w:vAlign w:val="center"/>
+            <w:hideMark/>
+          </w:tcPr>
+          <w:p>
+            <w:pPr>
+              <w:rPr>
+                <w:szCs w:val="21"/>
+              </w:rPr>
+            </w:pPr>
+            <w:r>
+              <w:rPr>
+                <w:szCs w:val="21"/>
               </w:rPr>
               <w:lastRenderedPageBreak/>
               <w:t>高</w:t>
@@ -4375,190 +5655,134 @@
       <w:tr>
         <w:tc>
           <w:tcPr>
+            <w:tcW w:w="1128" w:type="dxa"/>
+            <w:shd w:val="clear" w:color="auto" w:fill="FFFFFF"/>
+            <w:tcMar>
+              <w:top w:w="180" w:type="dxa"/>
+              <w:left w:w="270" w:type="dxa"/>
+              <w:bottom w:w="180" w:type="dxa"/>
+              <w:right w:w="270" w:type="dxa"/>
+            </w:tcMar>
+            <w:vAlign w:val="center"/>
+            <w:hideMark/>
+          </w:tcPr>
+          <w:p>
+            <w:pPr>
+              <w:rPr>
+                <w:szCs w:val="21"/>
+              </w:rPr>
+            </w:pPr>
+            <w:r>
+              <w:rPr>
+                <w:szCs w:val="21"/>
+              </w:rPr>
+              <w:t>B-002</w:t>
+            </w:r>
+          </w:p>
+        </w:tc>
+        <w:tc>
+          <w:tcPr>
+            <w:tcW w:w="1986" w:type="dxa"/>
+            <w:shd w:val="clear" w:color="auto" w:fill="FFFFFF"/>
+            <w:tcMar>
+              <w:top w:w="180" w:type="dxa"/>
+              <w:left w:w="270" w:type="dxa"/>
+              <w:bottom w:w="180" w:type="dxa"/>
+              <w:right w:w="270" w:type="dxa"/>
+            </w:tcMar>
+            <w:vAlign w:val="center"/>
+            <w:hideMark/>
+          </w:tcPr>
+          <w:p>
+            <w:pPr>
+              <w:rPr>
+                <w:szCs w:val="21"/>
+              </w:rPr>
+            </w:pPr>
+            <w:r>
+              <w:rPr>
+                <w:szCs w:val="21"/>
+              </w:rPr>
+              <w:t>提交购买意向</w:t>
+            </w:r>
+          </w:p>
+        </w:tc>
+        <w:tc>
+          <w:tcPr>
+            <w:tcW w:w="2486" w:type="dxa"/>
+            <w:shd w:val="clear" w:color="auto" w:fill="FFFFFF"/>
+            <w:tcMar>
+              <w:top w:w="180" w:type="dxa"/>
+              <w:left w:w="270" w:type="dxa"/>
+              <w:bottom w:w="180" w:type="dxa"/>
+              <w:right w:w="270" w:type="dxa"/>
+            </w:tcMar>
+            <w:vAlign w:val="center"/>
+            <w:hideMark/>
+          </w:tcPr>
+          <w:p>
+            <w:pPr>
+              <w:rPr>
+                <w:szCs w:val="21"/>
+              </w:rPr>
+            </w:pPr>
+            <w:r>
+              <w:rPr>
+                <w:szCs w:val="21"/>
+              </w:rPr>
+              <w:t>商品 ID：1，买家信息：姓名 "测试买家"，电话 "13800138000"，地址 "测试地址"</w:t>
+            </w:r>
+          </w:p>
+        </w:tc>
+        <w:tc>
+          <w:tcPr>
             <w:tcW w:w="0" w:type="auto"/>
-            <w:tcBorders>
-              <w:top w:val="single" w:sz="4" w:space="0" w:color="auto"/>
-              <w:left w:val="single" w:sz="4" w:space="0" w:color="auto"/>
-              <w:bottom w:val="single" w:sz="4" w:space="0" w:color="auto"/>
-              <w:right w:val="single" w:sz="4" w:space="0" w:color="auto"/>
-            </w:tcBorders>
-            <w:shd w:val="clear" w:color="auto" w:fill="FFFFFF"/>
-            <w:tcMar>
-              <w:top w:w="180" w:type="dxa"/>
-              <w:left w:w="270" w:type="dxa"/>
-              <w:bottom w:w="180" w:type="dxa"/>
-              <w:right w:w="270" w:type="dxa"/>
-            </w:tcMar>
-            <w:vAlign w:val="center"/>
-            <w:hideMark/>
-          </w:tcPr>
-          <w:p>
-            <w:pPr>
-              <w:rPr>
-                <w:sz w:val="22"/>
-              </w:rPr>
-            </w:pPr>
-            <w:r>
-              <w:rPr>
-                <w:sz w:val="22"/>
-              </w:rPr>
-              <w:t>TC02</w:t>
+            <w:shd w:val="clear" w:color="auto" w:fill="FFFFFF"/>
+            <w:tcMar>
+              <w:top w:w="180" w:type="dxa"/>
+              <w:left w:w="270" w:type="dxa"/>
+              <w:bottom w:w="180" w:type="dxa"/>
+              <w:right w:w="270" w:type="dxa"/>
+            </w:tcMar>
+            <w:vAlign w:val="center"/>
+            <w:hideMark/>
+          </w:tcPr>
+          <w:p>
+            <w:pPr>
+              <w:rPr>
+                <w:szCs w:val="21"/>
+              </w:rPr>
+            </w:pPr>
+            <w:r>
+              <w:rPr>
+                <w:szCs w:val="21"/>
+              </w:rPr>
+              <w:t>提交成功，商品状态变为 "冻结"</w:t>
             </w:r>
           </w:p>
         </w:tc>
         <w:tc>
           <w:tcPr>
             <w:tcW w:w="0" w:type="auto"/>
-            <w:tcBorders>
-              <w:top w:val="single" w:sz="4" w:space="0" w:color="auto"/>
-              <w:left w:val="nil"/>
-              <w:bottom w:val="single" w:sz="4" w:space="0" w:color="auto"/>
-              <w:right w:val="single" w:sz="4" w:space="0" w:color="auto"/>
-            </w:tcBorders>
-            <w:shd w:val="clear" w:color="auto" w:fill="FFFFFF"/>
-            <w:tcMar>
-              <w:top w:w="180" w:type="dxa"/>
-              <w:left w:w="270" w:type="dxa"/>
-              <w:bottom w:w="180" w:type="dxa"/>
-              <w:right w:w="270" w:type="dxa"/>
-            </w:tcMar>
-            <w:vAlign w:val="center"/>
-            <w:hideMark/>
-          </w:tcPr>
-          <w:p>
-            <w:pPr>
-              <w:rPr>
-                <w:sz w:val="22"/>
-              </w:rPr>
-            </w:pPr>
-            <w:r>
-              <w:rPr>
-                <w:sz w:val="22"/>
-              </w:rPr>
-              <w:t>发布新商品</w:t>
-            </w:r>
-          </w:p>
-        </w:tc>
-        <w:tc>
-          <w:tcPr>
-            <w:tcW w:w="0" w:type="auto"/>
-            <w:tcBorders>
-              <w:top w:val="single" w:sz="4" w:space="0" w:color="auto"/>
-              <w:left w:val="nil"/>
-              <w:bottom w:val="single" w:sz="4" w:space="0" w:color="auto"/>
-              <w:right w:val="single" w:sz="4" w:space="0" w:color="auto"/>
-            </w:tcBorders>
-            <w:shd w:val="clear" w:color="auto" w:fill="FFFFFF"/>
-            <w:tcMar>
-              <w:top w:w="180" w:type="dxa"/>
-              <w:left w:w="270" w:type="dxa"/>
-              <w:bottom w:w="180" w:type="dxa"/>
-              <w:right w:w="270" w:type="dxa"/>
-            </w:tcMar>
-            <w:vAlign w:val="center"/>
-            <w:hideMark/>
-          </w:tcPr>
-          <w:p>
-            <w:pPr>
-              <w:rPr>
-                <w:sz w:val="22"/>
-              </w:rPr>
-            </w:pPr>
-            <w:r>
-              <w:rPr>
-                <w:sz w:val="22"/>
-              </w:rPr>
-              <w:t>1. 卖家登录后点击 "发布新商品"</w:t>
-            </w:r>
-          </w:p>
-          <w:p>
-            <w:pPr>
-              <w:rPr>
-                <w:sz w:val="22"/>
-              </w:rPr>
-            </w:pPr>
-            <w:r>
-              <w:rPr>
-                <w:sz w:val="22"/>
-              </w:rPr>
-              <w:t>2. 填写商品信息（名称、价格等）</w:t>
-            </w:r>
-          </w:p>
-          <w:p>
-            <w:pPr>
-              <w:rPr>
-                <w:sz w:val="22"/>
-              </w:rPr>
-            </w:pPr>
-            <w:r>
-              <w:rPr>
-                <w:sz w:val="22"/>
-              </w:rPr>
-              <w:t>3. 提交表单</w:t>
-            </w:r>
-          </w:p>
-        </w:tc>
-        <w:tc>
-          <w:tcPr>
-            <w:tcW w:w="0" w:type="auto"/>
-            <w:tcBorders>
-              <w:top w:val="single" w:sz="4" w:space="0" w:color="auto"/>
-              <w:left w:val="nil"/>
-              <w:bottom w:val="single" w:sz="4" w:space="0" w:color="auto"/>
-              <w:right w:val="single" w:sz="4" w:space="0" w:color="auto"/>
-            </w:tcBorders>
-            <w:shd w:val="clear" w:color="auto" w:fill="FFFFFF"/>
-            <w:tcMar>
-              <w:top w:w="180" w:type="dxa"/>
-              <w:left w:w="270" w:type="dxa"/>
-              <w:bottom w:w="180" w:type="dxa"/>
-              <w:right w:w="270" w:type="dxa"/>
-            </w:tcMar>
-            <w:vAlign w:val="center"/>
-            <w:hideMark/>
-          </w:tcPr>
-          <w:p>
-            <w:pPr>
-              <w:rPr>
-                <w:sz w:val="22"/>
-              </w:rPr>
-            </w:pPr>
-            <w:r>
-              <w:rPr>
-                <w:sz w:val="22"/>
-              </w:rPr>
-              <w:t>商品发布成功，在后台显示为当前在售商品</w:t>
-            </w:r>
-          </w:p>
-        </w:tc>
-        <w:tc>
-          <w:tcPr>
-            <w:tcW w:w="0" w:type="auto"/>
-            <w:tcBorders>
-              <w:top w:val="single" w:sz="4" w:space="0" w:color="auto"/>
-              <w:left w:val="nil"/>
-              <w:bottom w:val="single" w:sz="4" w:space="0" w:color="auto"/>
-              <w:right w:val="single" w:sz="4" w:space="0" w:color="auto"/>
-            </w:tcBorders>
-            <w:shd w:val="clear" w:color="auto" w:fill="FFFFFF"/>
-            <w:tcMar>
-              <w:top w:w="180" w:type="dxa"/>
-              <w:left w:w="270" w:type="dxa"/>
-              <w:bottom w:w="180" w:type="dxa"/>
-              <w:right w:w="270" w:type="dxa"/>
-            </w:tcMar>
-            <w:vAlign w:val="center"/>
-            <w:hideMark/>
-          </w:tcPr>
-          <w:p>
-            <w:pPr>
-              <w:rPr>
-                <w:sz w:val="22"/>
-              </w:rPr>
-            </w:pPr>
-            <w:r>
-              <w:rPr>
-                <w:sz w:val="22"/>
+            <w:shd w:val="clear" w:color="auto" w:fill="FFFFFF"/>
+            <w:tcMar>
+              <w:top w:w="180" w:type="dxa"/>
+              <w:left w:w="270" w:type="dxa"/>
+              <w:bottom w:w="180" w:type="dxa"/>
+              <w:right w:w="270" w:type="dxa"/>
+            </w:tcMar>
+            <w:vAlign w:val="center"/>
+            <w:hideMark/>
+          </w:tcPr>
+          <w:p>
+            <w:pPr>
+              <w:rPr>
+                <w:szCs w:val="21"/>
+              </w:rPr>
+            </w:pPr>
+            <w:r>
+              <w:rPr>
+                <w:szCs w:val="21"/>
               </w:rPr>
               <w:t>高</w:t>
             </w:r>
@@ -4568,205 +5792,339 @@
       <w:tr>
         <w:tc>
           <w:tcPr>
+            <w:tcW w:w="1128" w:type="dxa"/>
+            <w:shd w:val="clear" w:color="auto" w:fill="FFFFFF"/>
+            <w:tcMar>
+              <w:top w:w="180" w:type="dxa"/>
+              <w:left w:w="270" w:type="dxa"/>
+              <w:bottom w:w="180" w:type="dxa"/>
+              <w:right w:w="270" w:type="dxa"/>
+            </w:tcMar>
+            <w:vAlign w:val="center"/>
+            <w:hideMark/>
+          </w:tcPr>
+          <w:p>
+            <w:pPr>
+              <w:rPr>
+                <w:szCs w:val="21"/>
+              </w:rPr>
+            </w:pPr>
+            <w:r>
+              <w:rPr>
+                <w:szCs w:val="21"/>
+              </w:rPr>
+              <w:t>B-003</w:t>
+            </w:r>
+          </w:p>
+        </w:tc>
+        <w:tc>
+          <w:tcPr>
+            <w:tcW w:w="1986" w:type="dxa"/>
+            <w:shd w:val="clear" w:color="auto" w:fill="FFFFFF"/>
+            <w:tcMar>
+              <w:top w:w="180" w:type="dxa"/>
+              <w:left w:w="270" w:type="dxa"/>
+              <w:bottom w:w="180" w:type="dxa"/>
+              <w:right w:w="270" w:type="dxa"/>
+            </w:tcMar>
+            <w:vAlign w:val="center"/>
+            <w:hideMark/>
+          </w:tcPr>
+          <w:p>
+            <w:pPr>
+              <w:rPr>
+                <w:szCs w:val="21"/>
+              </w:rPr>
+            </w:pPr>
+            <w:r>
+              <w:rPr>
+                <w:szCs w:val="21"/>
+              </w:rPr>
+              <w:t>查看商品详情</w:t>
+            </w:r>
+          </w:p>
+        </w:tc>
+        <w:tc>
+          <w:tcPr>
+            <w:tcW w:w="2486" w:type="dxa"/>
+            <w:shd w:val="clear" w:color="auto" w:fill="FFFFFF"/>
+            <w:tcMar>
+              <w:top w:w="180" w:type="dxa"/>
+              <w:left w:w="270" w:type="dxa"/>
+              <w:bottom w:w="180" w:type="dxa"/>
+              <w:right w:w="270" w:type="dxa"/>
+            </w:tcMar>
+            <w:vAlign w:val="center"/>
+            <w:hideMark/>
+          </w:tcPr>
+          <w:p>
+            <w:pPr>
+              <w:rPr>
+                <w:szCs w:val="21"/>
+              </w:rPr>
+            </w:pPr>
+            <w:r>
+              <w:rPr>
+                <w:szCs w:val="21"/>
+              </w:rPr>
+              <w:t>点击任意商品</w:t>
+            </w:r>
+          </w:p>
+        </w:tc>
+        <w:tc>
+          <w:tcPr>
             <w:tcW w:w="0" w:type="auto"/>
-            <w:tcBorders>
-              <w:top w:val="single" w:sz="4" w:space="0" w:color="auto"/>
-              <w:left w:val="single" w:sz="4" w:space="0" w:color="auto"/>
-              <w:bottom w:val="single" w:sz="4" w:space="0" w:color="auto"/>
-              <w:right w:val="single" w:sz="4" w:space="0" w:color="auto"/>
-            </w:tcBorders>
-            <w:shd w:val="clear" w:color="auto" w:fill="FFFFFF"/>
-            <w:tcMar>
-              <w:top w:w="180" w:type="dxa"/>
-              <w:left w:w="270" w:type="dxa"/>
-              <w:bottom w:w="180" w:type="dxa"/>
-              <w:right w:w="270" w:type="dxa"/>
-            </w:tcMar>
-            <w:vAlign w:val="center"/>
-            <w:hideMark/>
-          </w:tcPr>
-          <w:p>
-            <w:pPr>
-              <w:rPr>
-                <w:sz w:val="22"/>
-              </w:rPr>
-            </w:pPr>
-            <w:r>
-              <w:rPr>
-                <w:sz w:val="22"/>
-              </w:rPr>
-              <w:t>TC03</w:t>
+            <w:shd w:val="clear" w:color="auto" w:fill="FFFFFF"/>
+            <w:tcMar>
+              <w:top w:w="180" w:type="dxa"/>
+              <w:left w:w="270" w:type="dxa"/>
+              <w:bottom w:w="180" w:type="dxa"/>
+              <w:right w:w="270" w:type="dxa"/>
+            </w:tcMar>
+            <w:vAlign w:val="center"/>
+            <w:hideMark/>
+          </w:tcPr>
+          <w:p>
+            <w:pPr>
+              <w:rPr>
+                <w:szCs w:val="21"/>
+              </w:rPr>
+            </w:pPr>
+            <w:r>
+              <w:rPr>
+                <w:szCs w:val="21"/>
+              </w:rPr>
+              <w:t>显示商品完整信息（名称、价格、描述等）</w:t>
             </w:r>
           </w:p>
         </w:tc>
         <w:tc>
           <w:tcPr>
             <w:tcW w:w="0" w:type="auto"/>
-            <w:tcBorders>
-              <w:top w:val="single" w:sz="4" w:space="0" w:color="auto"/>
-              <w:left w:val="nil"/>
-              <w:bottom w:val="single" w:sz="4" w:space="0" w:color="auto"/>
-              <w:right w:val="single" w:sz="4" w:space="0" w:color="auto"/>
-            </w:tcBorders>
-            <w:shd w:val="clear" w:color="auto" w:fill="FFFFFF"/>
-            <w:tcMar>
-              <w:top w:w="180" w:type="dxa"/>
-              <w:left w:w="270" w:type="dxa"/>
-              <w:bottom w:w="180" w:type="dxa"/>
-              <w:right w:w="270" w:type="dxa"/>
-            </w:tcMar>
-            <w:vAlign w:val="center"/>
-            <w:hideMark/>
-          </w:tcPr>
-          <w:p>
-            <w:pPr>
-              <w:rPr>
-                <w:sz w:val="22"/>
-              </w:rPr>
-            </w:pPr>
-            <w:r>
-              <w:rPr>
-                <w:sz w:val="22"/>
-              </w:rPr>
-              <w:t>商品冻结 / 解冻功能</w:t>
+            <w:shd w:val="clear" w:color="auto" w:fill="FFFFFF"/>
+            <w:tcMar>
+              <w:top w:w="180" w:type="dxa"/>
+              <w:left w:w="270" w:type="dxa"/>
+              <w:bottom w:w="180" w:type="dxa"/>
+              <w:right w:w="270" w:type="dxa"/>
+            </w:tcMar>
+            <w:vAlign w:val="center"/>
+            <w:hideMark/>
+          </w:tcPr>
+          <w:p>
+            <w:pPr>
+              <w:rPr>
+                <w:szCs w:val="21"/>
+              </w:rPr>
+            </w:pPr>
+            <w:r>
+              <w:rPr>
+                <w:szCs w:val="21"/>
+              </w:rPr>
+              <w:t>中</w:t>
+            </w:r>
+          </w:p>
+        </w:tc>
+      </w:tr>
+    </w:tbl>
+    <w:p>
+      <w:pPr>
+        <w:rPr>
+          <w:b/>
+          <w:bCs/>
+          <w:sz w:val="22"/>
+        </w:rPr>
+      </w:pPr>
+      <w:r>
+        <w:rPr>
+          <w:b/>
+          <w:bCs/>
+          <w:sz w:val="22"/>
+        </w:rPr>
+        <w:t>3. 数据库验证测试用例</w:t>
+      </w:r>
+    </w:p>
+    <w:tbl>
+      <w:tblPr>
+        <w:tblW w:w="0" w:type="auto"/>
+        <w:tblBorders>
+          <w:top w:val="single" w:sz="4" w:space="0" w:color="auto"/>
+          <w:left w:val="single" w:sz="4" w:space="0" w:color="auto"/>
+          <w:bottom w:val="single" w:sz="4" w:space="0" w:color="auto"/>
+          <w:right w:val="single" w:sz="4" w:space="0" w:color="auto"/>
+          <w:insideH w:val="single" w:sz="4" w:space="0" w:color="auto"/>
+          <w:insideV w:val="single" w:sz="4" w:space="0" w:color="auto"/>
+        </w:tblBorders>
+        <w:shd w:val="clear" w:color="auto" w:fill="FFFFFF"/>
+        <w:tblCellMar>
+          <w:left w:w="0" w:type="dxa"/>
+          <w:right w:w="0" w:type="dxa"/>
+        </w:tblCellMar>
+        <w:tblLook w:val="04A0" w:firstRow="1" w:lastRow="0" w:firstColumn="1" w:lastColumn="0" w:noHBand="0" w:noVBand="1"/>
+      </w:tblPr>
+      <w:tblGrid>
+        <w:gridCol w:w="1271"/>
+        <w:gridCol w:w="1531"/>
+        <w:gridCol w:w="2249"/>
+        <w:gridCol w:w="2328"/>
+        <w:gridCol w:w="917"/>
+      </w:tblGrid>
+      <w:tr>
+        <w:trPr>
+          <w:tblHeader/>
+        </w:trPr>
+        <w:tc>
+          <w:tcPr>
+            <w:tcW w:w="1271" w:type="dxa"/>
+            <w:shd w:val="clear" w:color="auto" w:fill="F2F2F2"/>
+            <w:tcMar>
+              <w:top w:w="180" w:type="dxa"/>
+              <w:left w:w="270" w:type="dxa"/>
+              <w:bottom w:w="180" w:type="dxa"/>
+              <w:right w:w="270" w:type="dxa"/>
+            </w:tcMar>
+            <w:vAlign w:val="center"/>
+            <w:hideMark/>
+          </w:tcPr>
+          <w:p>
+            <w:pPr>
+              <w:rPr>
+                <w:b/>
+                <w:bCs/>
+                <w:szCs w:val="21"/>
+              </w:rPr>
+            </w:pPr>
+            <w:r>
+              <w:rPr>
+                <w:b/>
+                <w:bCs/>
+                <w:szCs w:val="21"/>
+              </w:rPr>
+              <w:t>测试 ID</w:t>
+            </w:r>
+          </w:p>
+        </w:tc>
+        <w:tc>
+          <w:tcPr>
+            <w:tcW w:w="1531" w:type="dxa"/>
+            <w:shd w:val="clear" w:color="auto" w:fill="F2F2F2"/>
+            <w:tcMar>
+              <w:top w:w="180" w:type="dxa"/>
+              <w:left w:w="270" w:type="dxa"/>
+              <w:bottom w:w="180" w:type="dxa"/>
+              <w:right w:w="270" w:type="dxa"/>
+            </w:tcMar>
+            <w:vAlign w:val="center"/>
+            <w:hideMark/>
+          </w:tcPr>
+          <w:p>
+            <w:pPr>
+              <w:rPr>
+                <w:b/>
+                <w:bCs/>
+                <w:szCs w:val="21"/>
+              </w:rPr>
+            </w:pPr>
+            <w:r>
+              <w:rPr>
+                <w:b/>
+                <w:bCs/>
+                <w:szCs w:val="21"/>
+              </w:rPr>
+              <w:t>测试场景</w:t>
+            </w:r>
+          </w:p>
+        </w:tc>
+        <w:tc>
+          <w:tcPr>
+            <w:tcW w:w="2249" w:type="dxa"/>
+            <w:shd w:val="clear" w:color="auto" w:fill="F2F2F2"/>
+            <w:tcMar>
+              <w:top w:w="180" w:type="dxa"/>
+              <w:left w:w="270" w:type="dxa"/>
+              <w:bottom w:w="180" w:type="dxa"/>
+              <w:right w:w="270" w:type="dxa"/>
+            </w:tcMar>
+            <w:vAlign w:val="center"/>
+            <w:hideMark/>
+          </w:tcPr>
+          <w:p>
+            <w:pPr>
+              <w:rPr>
+                <w:b/>
+                <w:bCs/>
+                <w:szCs w:val="21"/>
+              </w:rPr>
+            </w:pPr>
+            <w:r>
+              <w:rPr>
+                <w:b/>
+                <w:bCs/>
+                <w:szCs w:val="21"/>
+              </w:rPr>
+              <w:t>验证点</w:t>
             </w:r>
           </w:p>
         </w:tc>
         <w:tc>
           <w:tcPr>
             <w:tcW w:w="0" w:type="auto"/>
-            <w:tcBorders>
-              <w:top w:val="single" w:sz="4" w:space="0" w:color="auto"/>
-              <w:left w:val="nil"/>
-              <w:bottom w:val="single" w:sz="4" w:space="0" w:color="auto"/>
-              <w:right w:val="single" w:sz="4" w:space="0" w:color="auto"/>
-            </w:tcBorders>
-            <w:shd w:val="clear" w:color="auto" w:fill="FFFFFF"/>
-            <w:tcMar>
-              <w:top w:w="180" w:type="dxa"/>
-              <w:left w:w="270" w:type="dxa"/>
-              <w:bottom w:w="180" w:type="dxa"/>
-              <w:right w:w="270" w:type="dxa"/>
-            </w:tcMar>
-            <w:vAlign w:val="center"/>
-            <w:hideMark/>
-          </w:tcPr>
-          <w:p>
-            <w:pPr>
-              <w:rPr>
-                <w:sz w:val="22"/>
-              </w:rPr>
-            </w:pPr>
-            <w:r>
-              <w:rPr>
-                <w:sz w:val="22"/>
-              </w:rPr>
-              <w:t>1. 进入卖家后台</w:t>
-            </w:r>
-          </w:p>
-          <w:p>
-            <w:pPr>
-              <w:rPr>
-                <w:sz w:val="22"/>
-              </w:rPr>
-            </w:pPr>
-            <w:r>
-              <w:rPr>
-                <w:sz w:val="22"/>
-              </w:rPr>
-              <w:t>2. 点击 "冻结商品" 按钮</w:t>
-            </w:r>
-          </w:p>
-          <w:p>
-            <w:pPr>
-              <w:rPr>
-                <w:sz w:val="22"/>
-              </w:rPr>
-            </w:pPr>
-            <w:r>
-              <w:rPr>
-                <w:sz w:val="22"/>
-              </w:rPr>
-              <w:t>3. 验证状态变为 "交易中（已冻结）"</w:t>
-            </w:r>
-          </w:p>
-          <w:p>
-            <w:pPr>
-              <w:rPr>
-                <w:sz w:val="22"/>
-              </w:rPr>
-            </w:pPr>
-            <w:r>
-              <w:rPr>
-                <w:sz w:val="22"/>
-              </w:rPr>
-              <w:t>4. 点击 "解除冻结" 按钮</w:t>
+            <w:shd w:val="clear" w:color="auto" w:fill="F2F2F2"/>
+            <w:tcMar>
+              <w:top w:w="180" w:type="dxa"/>
+              <w:left w:w="270" w:type="dxa"/>
+              <w:bottom w:w="180" w:type="dxa"/>
+              <w:right w:w="270" w:type="dxa"/>
+            </w:tcMar>
+            <w:vAlign w:val="center"/>
+            <w:hideMark/>
+          </w:tcPr>
+          <w:p>
+            <w:pPr>
+              <w:rPr>
+                <w:b/>
+                <w:bCs/>
+                <w:szCs w:val="21"/>
+              </w:rPr>
+            </w:pPr>
+            <w:r>
+              <w:rPr>
+                <w:b/>
+                <w:bCs/>
+                <w:szCs w:val="21"/>
+              </w:rPr>
+              <w:t>预期结果</w:t>
             </w:r>
           </w:p>
         </w:tc>
         <w:tc>
           <w:tcPr>
             <w:tcW w:w="0" w:type="auto"/>
-            <w:tcBorders>
-              <w:top w:val="single" w:sz="4" w:space="0" w:color="auto"/>
-              <w:left w:val="nil"/>
-              <w:bottom w:val="single" w:sz="4" w:space="0" w:color="auto"/>
-              <w:right w:val="single" w:sz="4" w:space="0" w:color="auto"/>
-            </w:tcBorders>
-            <w:shd w:val="clear" w:color="auto" w:fill="FFFFFF"/>
-            <w:tcMar>
-              <w:top w:w="180" w:type="dxa"/>
-              <w:left w:w="270" w:type="dxa"/>
-              <w:bottom w:w="180" w:type="dxa"/>
-              <w:right w:w="270" w:type="dxa"/>
-            </w:tcMar>
-            <w:vAlign w:val="center"/>
-            <w:hideMark/>
-          </w:tcPr>
-          <w:p>
-            <w:pPr>
-              <w:rPr>
-                <w:sz w:val="22"/>
-              </w:rPr>
-            </w:pPr>
-            <w:r>
-              <w:rPr>
-                <w:sz w:val="22"/>
-              </w:rPr>
-              <w:t>状态随操作切换，且后端数据同步更新</w:t>
-            </w:r>
-          </w:p>
-        </w:tc>
-        <w:tc>
-          <w:tcPr>
-            <w:tcW w:w="0" w:type="auto"/>
-            <w:tcBorders>
-              <w:top w:val="single" w:sz="4" w:space="0" w:color="auto"/>
-              <w:left w:val="nil"/>
-              <w:bottom w:val="single" w:sz="4" w:space="0" w:color="auto"/>
-              <w:right w:val="single" w:sz="4" w:space="0" w:color="auto"/>
-            </w:tcBorders>
-            <w:shd w:val="clear" w:color="auto" w:fill="FFFFFF"/>
-            <w:tcMar>
-              <w:top w:w="180" w:type="dxa"/>
-              <w:left w:w="270" w:type="dxa"/>
-              <w:bottom w:w="180" w:type="dxa"/>
-              <w:right w:w="270" w:type="dxa"/>
-            </w:tcMar>
-            <w:vAlign w:val="center"/>
-            <w:hideMark/>
-          </w:tcPr>
-          <w:p>
-            <w:pPr>
-              <w:rPr>
-                <w:sz w:val="22"/>
-              </w:rPr>
-            </w:pPr>
-            <w:r>
-              <w:rPr>
-                <w:sz w:val="22"/>
-              </w:rPr>
-              <w:t>高</w:t>
+            <w:shd w:val="clear" w:color="auto" w:fill="F2F2F2"/>
+            <w:tcMar>
+              <w:top w:w="180" w:type="dxa"/>
+              <w:left w:w="270" w:type="dxa"/>
+              <w:bottom w:w="180" w:type="dxa"/>
+              <w:right w:w="270" w:type="dxa"/>
+            </w:tcMar>
+            <w:vAlign w:val="center"/>
+            <w:hideMark/>
+          </w:tcPr>
+          <w:p>
+            <w:pPr>
+              <w:rPr>
+                <w:b/>
+                <w:bCs/>
+                <w:szCs w:val="21"/>
+              </w:rPr>
+            </w:pPr>
+            <w:r>
+              <w:rPr>
+                <w:b/>
+                <w:bCs/>
+                <w:szCs w:val="21"/>
+              </w:rPr>
+              <w:t>优先级</w:t>
             </w:r>
           </w:p>
         </w:tc>
@@ -4774,190 +6132,134 @@
       <w:tr>
         <w:tc>
           <w:tcPr>
+            <w:tcW w:w="1271" w:type="dxa"/>
+            <w:shd w:val="clear" w:color="auto" w:fill="FFFFFF"/>
+            <w:tcMar>
+              <w:top w:w="180" w:type="dxa"/>
+              <w:left w:w="270" w:type="dxa"/>
+              <w:bottom w:w="180" w:type="dxa"/>
+              <w:right w:w="270" w:type="dxa"/>
+            </w:tcMar>
+            <w:vAlign w:val="center"/>
+            <w:hideMark/>
+          </w:tcPr>
+          <w:p>
+            <w:pPr>
+              <w:rPr>
+                <w:szCs w:val="21"/>
+              </w:rPr>
+            </w:pPr>
+            <w:r>
+              <w:rPr>
+                <w:szCs w:val="21"/>
+              </w:rPr>
+              <w:t>DB-001</w:t>
+            </w:r>
+          </w:p>
+        </w:tc>
+        <w:tc>
+          <w:tcPr>
+            <w:tcW w:w="1531" w:type="dxa"/>
+            <w:shd w:val="clear" w:color="auto" w:fill="FFFFFF"/>
+            <w:tcMar>
+              <w:top w:w="180" w:type="dxa"/>
+              <w:left w:w="270" w:type="dxa"/>
+              <w:bottom w:w="180" w:type="dxa"/>
+              <w:right w:w="270" w:type="dxa"/>
+            </w:tcMar>
+            <w:vAlign w:val="center"/>
+            <w:hideMark/>
+          </w:tcPr>
+          <w:p>
+            <w:pPr>
+              <w:rPr>
+                <w:szCs w:val="21"/>
+              </w:rPr>
+            </w:pPr>
+            <w:r>
+              <w:rPr>
+                <w:szCs w:val="21"/>
+              </w:rPr>
+              <w:t>卖家登录数据验证</w:t>
+            </w:r>
+          </w:p>
+        </w:tc>
+        <w:tc>
+          <w:tcPr>
+            <w:tcW w:w="2249" w:type="dxa"/>
+            <w:shd w:val="clear" w:color="auto" w:fill="FFFFFF"/>
+            <w:tcMar>
+              <w:top w:w="180" w:type="dxa"/>
+              <w:left w:w="270" w:type="dxa"/>
+              <w:bottom w:w="180" w:type="dxa"/>
+              <w:right w:w="270" w:type="dxa"/>
+            </w:tcMar>
+            <w:vAlign w:val="center"/>
+            <w:hideMark/>
+          </w:tcPr>
+          <w:p>
+            <w:pPr>
+              <w:rPr>
+                <w:szCs w:val="21"/>
+              </w:rPr>
+            </w:pPr>
+            <w:r>
+              <w:rPr>
+                <w:szCs w:val="21"/>
+              </w:rPr>
+              <w:t>数据库 seller 表</w:t>
+            </w:r>
+          </w:p>
+        </w:tc>
+        <w:tc>
+          <w:tcPr>
             <w:tcW w:w="0" w:type="auto"/>
-            <w:tcBorders>
-              <w:top w:val="single" w:sz="4" w:space="0" w:color="auto"/>
-              <w:left w:val="single" w:sz="4" w:space="0" w:color="auto"/>
-              <w:bottom w:val="single" w:sz="4" w:space="0" w:color="auto"/>
-              <w:right w:val="single" w:sz="4" w:space="0" w:color="auto"/>
-            </w:tcBorders>
-            <w:shd w:val="clear" w:color="auto" w:fill="FFFFFF"/>
-            <w:tcMar>
-              <w:top w:w="180" w:type="dxa"/>
-              <w:left w:w="270" w:type="dxa"/>
-              <w:bottom w:w="180" w:type="dxa"/>
-              <w:right w:w="270" w:type="dxa"/>
-            </w:tcMar>
-            <w:vAlign w:val="center"/>
-            <w:hideMark/>
-          </w:tcPr>
-          <w:p>
-            <w:pPr>
-              <w:rPr>
-                <w:sz w:val="22"/>
-              </w:rPr>
-            </w:pPr>
-            <w:r>
-              <w:rPr>
-                <w:sz w:val="22"/>
-              </w:rPr>
-              <w:t>TC04</w:t>
+            <w:shd w:val="clear" w:color="auto" w:fill="FFFFFF"/>
+            <w:tcMar>
+              <w:top w:w="180" w:type="dxa"/>
+              <w:left w:w="270" w:type="dxa"/>
+              <w:bottom w:w="180" w:type="dxa"/>
+              <w:right w:w="270" w:type="dxa"/>
+            </w:tcMar>
+            <w:vAlign w:val="center"/>
+            <w:hideMark/>
+          </w:tcPr>
+          <w:p>
+            <w:pPr>
+              <w:rPr>
+                <w:szCs w:val="21"/>
+              </w:rPr>
+            </w:pPr>
+            <w:r>
+              <w:rPr>
+                <w:szCs w:val="21"/>
+              </w:rPr>
+              <w:t>存在用户名 "seller"，密码正确存储</w:t>
             </w:r>
           </w:p>
         </w:tc>
         <w:tc>
           <w:tcPr>
             <w:tcW w:w="0" w:type="auto"/>
-            <w:tcBorders>
-              <w:top w:val="single" w:sz="4" w:space="0" w:color="auto"/>
-              <w:left w:val="nil"/>
-              <w:bottom w:val="single" w:sz="4" w:space="0" w:color="auto"/>
-              <w:right w:val="single" w:sz="4" w:space="0" w:color="auto"/>
-            </w:tcBorders>
-            <w:shd w:val="clear" w:color="auto" w:fill="FFFFFF"/>
-            <w:tcMar>
-              <w:top w:w="180" w:type="dxa"/>
-              <w:left w:w="270" w:type="dxa"/>
-              <w:bottom w:w="180" w:type="dxa"/>
-              <w:right w:w="270" w:type="dxa"/>
-            </w:tcMar>
-            <w:vAlign w:val="center"/>
-            <w:hideMark/>
-          </w:tcPr>
-          <w:p>
-            <w:pPr>
-              <w:rPr>
-                <w:sz w:val="22"/>
-              </w:rPr>
-            </w:pPr>
-            <w:r>
-              <w:rPr>
-                <w:sz w:val="22"/>
-              </w:rPr>
-              <w:t>买家提交购买意向</w:t>
-            </w:r>
-          </w:p>
-        </w:tc>
-        <w:tc>
-          <w:tcPr>
-            <w:tcW w:w="0" w:type="auto"/>
-            <w:tcBorders>
-              <w:top w:val="single" w:sz="4" w:space="0" w:color="auto"/>
-              <w:left w:val="nil"/>
-              <w:bottom w:val="single" w:sz="4" w:space="0" w:color="auto"/>
-              <w:right w:val="single" w:sz="4" w:space="0" w:color="auto"/>
-            </w:tcBorders>
-            <w:shd w:val="clear" w:color="auto" w:fill="FFFFFF"/>
-            <w:tcMar>
-              <w:top w:w="180" w:type="dxa"/>
-              <w:left w:w="270" w:type="dxa"/>
-              <w:bottom w:w="180" w:type="dxa"/>
-              <w:right w:w="270" w:type="dxa"/>
-            </w:tcMar>
-            <w:vAlign w:val="center"/>
-            <w:hideMark/>
-          </w:tcPr>
-          <w:p>
-            <w:pPr>
-              <w:rPr>
-                <w:sz w:val="22"/>
-              </w:rPr>
-            </w:pPr>
-            <w:r>
-              <w:rPr>
-                <w:sz w:val="22"/>
-              </w:rPr>
-              <w:t>1. 访问买家首页</w:t>
-            </w:r>
-          </w:p>
-          <w:p>
-            <w:pPr>
-              <w:rPr>
-                <w:sz w:val="22"/>
-              </w:rPr>
-            </w:pPr>
-            <w:r>
-              <w:rPr>
-                <w:sz w:val="22"/>
-              </w:rPr>
-              <w:t>2. 填写购买信息（姓名、电话等）</w:t>
-            </w:r>
-          </w:p>
-          <w:p>
-            <w:pPr>
-              <w:rPr>
-                <w:sz w:val="22"/>
-              </w:rPr>
-            </w:pPr>
-            <w:r>
-              <w:rPr>
-                <w:sz w:val="22"/>
-              </w:rPr>
-              <w:t>3. 提交购买申请</w:t>
-            </w:r>
-          </w:p>
-        </w:tc>
-        <w:tc>
-          <w:tcPr>
-            <w:tcW w:w="0" w:type="auto"/>
-            <w:tcBorders>
-              <w:top w:val="single" w:sz="4" w:space="0" w:color="auto"/>
-              <w:left w:val="nil"/>
-              <w:bottom w:val="single" w:sz="4" w:space="0" w:color="auto"/>
-              <w:right w:val="single" w:sz="4" w:space="0" w:color="auto"/>
-            </w:tcBorders>
-            <w:shd w:val="clear" w:color="auto" w:fill="FFFFFF"/>
-            <w:tcMar>
-              <w:top w:w="180" w:type="dxa"/>
-              <w:left w:w="270" w:type="dxa"/>
-              <w:bottom w:w="180" w:type="dxa"/>
-              <w:right w:w="270" w:type="dxa"/>
-            </w:tcMar>
-            <w:vAlign w:val="center"/>
-            <w:hideMark/>
-          </w:tcPr>
-          <w:p>
-            <w:pPr>
-              <w:rPr>
-                <w:sz w:val="22"/>
-              </w:rPr>
-            </w:pPr>
-            <w:r>
-              <w:rPr>
-                <w:sz w:val="22"/>
-              </w:rPr>
-              <w:t>提交成功，卖家后台 "购买意向列表" 显示新申请</w:t>
-            </w:r>
-          </w:p>
-        </w:tc>
-        <w:tc>
-          <w:tcPr>
-            <w:tcW w:w="0" w:type="auto"/>
-            <w:tcBorders>
-              <w:top w:val="single" w:sz="4" w:space="0" w:color="auto"/>
-              <w:left w:val="nil"/>
-              <w:bottom w:val="single" w:sz="4" w:space="0" w:color="auto"/>
-              <w:right w:val="single" w:sz="4" w:space="0" w:color="auto"/>
-            </w:tcBorders>
-            <w:shd w:val="clear" w:color="auto" w:fill="FFFFFF"/>
-            <w:tcMar>
-              <w:top w:w="180" w:type="dxa"/>
-              <w:left w:w="270" w:type="dxa"/>
-              <w:bottom w:w="180" w:type="dxa"/>
-              <w:right w:w="270" w:type="dxa"/>
-            </w:tcMar>
-            <w:vAlign w:val="center"/>
-            <w:hideMark/>
-          </w:tcPr>
-          <w:p>
-            <w:pPr>
-              <w:rPr>
-                <w:sz w:val="22"/>
-              </w:rPr>
-            </w:pPr>
-            <w:r>
-              <w:rPr>
-                <w:sz w:val="22"/>
+            <w:shd w:val="clear" w:color="auto" w:fill="FFFFFF"/>
+            <w:tcMar>
+              <w:top w:w="180" w:type="dxa"/>
+              <w:left w:w="270" w:type="dxa"/>
+              <w:bottom w:w="180" w:type="dxa"/>
+              <w:right w:w="270" w:type="dxa"/>
+            </w:tcMar>
+            <w:vAlign w:val="center"/>
+            <w:hideMark/>
+          </w:tcPr>
+          <w:p>
+            <w:pPr>
+              <w:rPr>
+                <w:szCs w:val="21"/>
+              </w:rPr>
+            </w:pPr>
+            <w:r>
+              <w:rPr>
+                <w:szCs w:val="21"/>
               </w:rPr>
               <w:t>高</w:t>
             </w:r>
@@ -4967,218 +6269,271 @@
       <w:tr>
         <w:tc>
           <w:tcPr>
+            <w:tcW w:w="1271" w:type="dxa"/>
+            <w:shd w:val="clear" w:color="auto" w:fill="FFFFFF"/>
+            <w:tcMar>
+              <w:top w:w="180" w:type="dxa"/>
+              <w:left w:w="270" w:type="dxa"/>
+              <w:bottom w:w="180" w:type="dxa"/>
+              <w:right w:w="270" w:type="dxa"/>
+            </w:tcMar>
+            <w:vAlign w:val="center"/>
+            <w:hideMark/>
+          </w:tcPr>
+          <w:p>
+            <w:pPr>
+              <w:rPr>
+                <w:szCs w:val="21"/>
+              </w:rPr>
+            </w:pPr>
+            <w:r>
+              <w:rPr>
+                <w:szCs w:val="21"/>
+              </w:rPr>
+              <w:t>DB-002</w:t>
+            </w:r>
+          </w:p>
+        </w:tc>
+        <w:tc>
+          <w:tcPr>
+            <w:tcW w:w="1531" w:type="dxa"/>
+            <w:shd w:val="clear" w:color="auto" w:fill="FFFFFF"/>
+            <w:tcMar>
+              <w:top w:w="180" w:type="dxa"/>
+              <w:left w:w="270" w:type="dxa"/>
+              <w:bottom w:w="180" w:type="dxa"/>
+              <w:right w:w="270" w:type="dxa"/>
+            </w:tcMar>
+            <w:vAlign w:val="center"/>
+            <w:hideMark/>
+          </w:tcPr>
+          <w:p>
+            <w:pPr>
+              <w:rPr>
+                <w:szCs w:val="21"/>
+              </w:rPr>
+            </w:pPr>
+            <w:r>
+              <w:rPr>
+                <w:szCs w:val="21"/>
+              </w:rPr>
+              <w:t>商品发布数据验证</w:t>
+            </w:r>
+          </w:p>
+        </w:tc>
+        <w:tc>
+          <w:tcPr>
+            <w:tcW w:w="2249" w:type="dxa"/>
+            <w:shd w:val="clear" w:color="auto" w:fill="FFFFFF"/>
+            <w:tcMar>
+              <w:top w:w="180" w:type="dxa"/>
+              <w:left w:w="270" w:type="dxa"/>
+              <w:bottom w:w="180" w:type="dxa"/>
+              <w:right w:w="270" w:type="dxa"/>
+            </w:tcMar>
+            <w:vAlign w:val="center"/>
+            <w:hideMark/>
+          </w:tcPr>
+          <w:p>
+            <w:pPr>
+              <w:rPr>
+                <w:szCs w:val="21"/>
+              </w:rPr>
+            </w:pPr>
+            <w:r>
+              <w:rPr>
+                <w:szCs w:val="21"/>
+              </w:rPr>
+              <w:t>数据库 product 表</w:t>
+            </w:r>
+          </w:p>
+        </w:tc>
+        <w:tc>
+          <w:tcPr>
             <w:tcW w:w="0" w:type="auto"/>
-            <w:tcBorders>
-              <w:top w:val="single" w:sz="4" w:space="0" w:color="auto"/>
-              <w:left w:val="single" w:sz="4" w:space="0" w:color="auto"/>
-              <w:bottom w:val="single" w:sz="4" w:space="0" w:color="auto"/>
-              <w:right w:val="single" w:sz="4" w:space="0" w:color="auto"/>
-            </w:tcBorders>
-            <w:shd w:val="clear" w:color="auto" w:fill="FFFFFF"/>
-            <w:tcMar>
-              <w:top w:w="180" w:type="dxa"/>
-              <w:left w:w="270" w:type="dxa"/>
-              <w:bottom w:w="180" w:type="dxa"/>
-              <w:right w:w="270" w:type="dxa"/>
-            </w:tcMar>
-            <w:vAlign w:val="center"/>
-            <w:hideMark/>
-          </w:tcPr>
-          <w:p>
-            <w:pPr>
-              <w:rPr>
-                <w:sz w:val="22"/>
-              </w:rPr>
-            </w:pPr>
-            <w:r>
-              <w:rPr>
-                <w:sz w:val="22"/>
-              </w:rPr>
-              <w:t>TC05</w:t>
+            <w:shd w:val="clear" w:color="auto" w:fill="FFFFFF"/>
+            <w:tcMar>
+              <w:top w:w="180" w:type="dxa"/>
+              <w:left w:w="270" w:type="dxa"/>
+              <w:bottom w:w="180" w:type="dxa"/>
+              <w:right w:w="270" w:type="dxa"/>
+            </w:tcMar>
+            <w:vAlign w:val="center"/>
+            <w:hideMark/>
+          </w:tcPr>
+          <w:p>
+            <w:pPr>
+              <w:rPr>
+                <w:szCs w:val="21"/>
+              </w:rPr>
+            </w:pPr>
+            <w:r>
+              <w:rPr>
+                <w:szCs w:val="21"/>
+              </w:rPr>
+              <w:t>新增商品记录与输入一致</w:t>
             </w:r>
           </w:p>
         </w:tc>
         <w:tc>
           <w:tcPr>
             <w:tcW w:w="0" w:type="auto"/>
-            <w:tcBorders>
-              <w:top w:val="single" w:sz="4" w:space="0" w:color="auto"/>
-              <w:left w:val="nil"/>
-              <w:bottom w:val="single" w:sz="4" w:space="0" w:color="auto"/>
-              <w:right w:val="single" w:sz="4" w:space="0" w:color="auto"/>
-            </w:tcBorders>
-            <w:shd w:val="clear" w:color="auto" w:fill="FFFFFF"/>
-            <w:tcMar>
-              <w:top w:w="180" w:type="dxa"/>
-              <w:left w:w="270" w:type="dxa"/>
-              <w:bottom w:w="180" w:type="dxa"/>
-              <w:right w:w="270" w:type="dxa"/>
-            </w:tcMar>
-            <w:vAlign w:val="center"/>
-            <w:hideMark/>
-          </w:tcPr>
-          <w:p>
-            <w:pPr>
-              <w:rPr>
-                <w:sz w:val="22"/>
-              </w:rPr>
-            </w:pPr>
-            <w:r>
-              <w:rPr>
-                <w:sz w:val="22"/>
-              </w:rPr>
-              <w:t>处理购买意向（成功 / 失败）</w:t>
+            <w:shd w:val="clear" w:color="auto" w:fill="FFFFFF"/>
+            <w:tcMar>
+              <w:top w:w="180" w:type="dxa"/>
+              <w:left w:w="270" w:type="dxa"/>
+              <w:bottom w:w="180" w:type="dxa"/>
+              <w:right w:w="270" w:type="dxa"/>
+            </w:tcMar>
+            <w:vAlign w:val="center"/>
+            <w:hideMark/>
+          </w:tcPr>
+          <w:p>
+            <w:pPr>
+              <w:rPr>
+                <w:szCs w:val="21"/>
+              </w:rPr>
+            </w:pPr>
+            <w:r>
+              <w:rPr>
+                <w:szCs w:val="21"/>
+              </w:rPr>
+              <w:t>高</w:t>
+            </w:r>
+          </w:p>
+        </w:tc>
+      </w:tr>
+      <w:tr>
+        <w:tc>
+          <w:tcPr>
+            <w:tcW w:w="1271" w:type="dxa"/>
+            <w:shd w:val="clear" w:color="auto" w:fill="FFFFFF"/>
+            <w:tcMar>
+              <w:top w:w="180" w:type="dxa"/>
+              <w:left w:w="270" w:type="dxa"/>
+              <w:bottom w:w="180" w:type="dxa"/>
+              <w:right w:w="270" w:type="dxa"/>
+            </w:tcMar>
+            <w:vAlign w:val="center"/>
+            <w:hideMark/>
+          </w:tcPr>
+          <w:p>
+            <w:pPr>
+              <w:rPr>
+                <w:szCs w:val="21"/>
+              </w:rPr>
+            </w:pPr>
+            <w:r>
+              <w:rPr>
+                <w:szCs w:val="21"/>
+              </w:rPr>
+              <w:t>DB-003</w:t>
+            </w:r>
+          </w:p>
+        </w:tc>
+        <w:tc>
+          <w:tcPr>
+            <w:tcW w:w="1531" w:type="dxa"/>
+            <w:shd w:val="clear" w:color="auto" w:fill="FFFFFF"/>
+            <w:tcMar>
+              <w:top w:w="180" w:type="dxa"/>
+              <w:left w:w="270" w:type="dxa"/>
+              <w:bottom w:w="180" w:type="dxa"/>
+              <w:right w:w="270" w:type="dxa"/>
+            </w:tcMar>
+            <w:vAlign w:val="center"/>
+            <w:hideMark/>
+          </w:tcPr>
+          <w:p>
+            <w:pPr>
+              <w:rPr>
+                <w:szCs w:val="21"/>
+              </w:rPr>
+            </w:pPr>
+            <w:r>
+              <w:rPr>
+                <w:szCs w:val="21"/>
+              </w:rPr>
+              <w:t>购买意向数据验证</w:t>
+            </w:r>
+          </w:p>
+        </w:tc>
+        <w:tc>
+          <w:tcPr>
+            <w:tcW w:w="2249" w:type="dxa"/>
+            <w:shd w:val="clear" w:color="auto" w:fill="FFFFFF"/>
+            <w:tcMar>
+              <w:top w:w="180" w:type="dxa"/>
+              <w:left w:w="270" w:type="dxa"/>
+              <w:bottom w:w="180" w:type="dxa"/>
+              <w:right w:w="270" w:type="dxa"/>
+            </w:tcMar>
+            <w:vAlign w:val="center"/>
+            <w:hideMark/>
+          </w:tcPr>
+          <w:p>
+            <w:pPr>
+              <w:rPr>
+                <w:szCs w:val="21"/>
+              </w:rPr>
+            </w:pPr>
+            <w:r>
+              <w:rPr>
+                <w:szCs w:val="21"/>
+              </w:rPr>
+              <w:t>数据库 purchase_intention 表</w:t>
             </w:r>
           </w:p>
         </w:tc>
         <w:tc>
           <w:tcPr>
             <w:tcW w:w="0" w:type="auto"/>
-            <w:tcBorders>
-              <w:top w:val="single" w:sz="4" w:space="0" w:color="auto"/>
-              <w:left w:val="nil"/>
-              <w:bottom w:val="single" w:sz="4" w:space="0" w:color="auto"/>
-              <w:right w:val="single" w:sz="4" w:space="0" w:color="auto"/>
-            </w:tcBorders>
-            <w:shd w:val="clear" w:color="auto" w:fill="FFFFFF"/>
-            <w:tcMar>
-              <w:top w:w="180" w:type="dxa"/>
-              <w:left w:w="270" w:type="dxa"/>
-              <w:bottom w:w="180" w:type="dxa"/>
-              <w:right w:w="270" w:type="dxa"/>
-            </w:tcMar>
-            <w:vAlign w:val="center"/>
-            <w:hideMark/>
-          </w:tcPr>
-          <w:p>
-            <w:pPr>
-              <w:rPr>
-                <w:sz w:val="22"/>
-              </w:rPr>
-            </w:pPr>
-            <w:r>
-              <w:rPr>
-                <w:sz w:val="22"/>
-              </w:rPr>
-              <w:t>1. 进入卖家 "购买意向列表"</w:t>
-            </w:r>
-          </w:p>
-          <w:p>
-            <w:pPr>
-              <w:rPr>
-                <w:sz w:val="22"/>
-              </w:rPr>
-            </w:pPr>
-            <w:r>
-              <w:rPr>
-                <w:sz w:val="22"/>
-              </w:rPr>
-              <w:t>2. 点击 "交易成功" 按钮</w:t>
-            </w:r>
-          </w:p>
-          <w:p>
-            <w:pPr>
-              <w:rPr>
-                <w:sz w:val="22"/>
-              </w:rPr>
-            </w:pPr>
-            <w:r>
-              <w:rPr>
-                <w:sz w:val="22"/>
-              </w:rPr>
-              <w:t>3. 验证商品状态变为下架</w:t>
-            </w:r>
-          </w:p>
-          <w:p>
-            <w:pPr>
-              <w:rPr>
-                <w:sz w:val="22"/>
-              </w:rPr>
-            </w:pPr>
-            <w:r>
-              <w:rPr>
-                <w:sz w:val="22"/>
-              </w:rPr>
-              <w:lastRenderedPageBreak/>
-              <w:t>4. 重复步骤 1，点击 "交易失败"</w:t>
-            </w:r>
-          </w:p>
-          <w:p>
-            <w:pPr>
-              <w:rPr>
-                <w:sz w:val="22"/>
-              </w:rPr>
-            </w:pPr>
-            <w:r>
-              <w:rPr>
-                <w:sz w:val="22"/>
-              </w:rPr>
-              <w:t>5. 验证商品状态变为可购买</w:t>
+            <w:shd w:val="clear" w:color="auto" w:fill="FFFFFF"/>
+            <w:tcMar>
+              <w:top w:w="180" w:type="dxa"/>
+              <w:left w:w="270" w:type="dxa"/>
+              <w:bottom w:w="180" w:type="dxa"/>
+              <w:right w:w="270" w:type="dxa"/>
+            </w:tcMar>
+            <w:vAlign w:val="center"/>
+            <w:hideMark/>
+          </w:tcPr>
+          <w:p>
+            <w:pPr>
+              <w:rPr>
+                <w:szCs w:val="21"/>
+              </w:rPr>
+            </w:pPr>
+            <w:r>
+              <w:rPr>
+                <w:szCs w:val="21"/>
+              </w:rPr>
+              <w:t>新增意向记录与提交信息一致</w:t>
             </w:r>
           </w:p>
         </w:tc>
         <w:tc>
           <w:tcPr>
             <w:tcW w:w="0" w:type="auto"/>
-            <w:tcBorders>
-              <w:top w:val="single" w:sz="4" w:space="0" w:color="auto"/>
-              <w:left w:val="nil"/>
-              <w:bottom w:val="single" w:sz="4" w:space="0" w:color="auto"/>
-              <w:right w:val="single" w:sz="4" w:space="0" w:color="auto"/>
-            </w:tcBorders>
-            <w:shd w:val="clear" w:color="auto" w:fill="FFFFFF"/>
-            <w:tcMar>
-              <w:top w:w="180" w:type="dxa"/>
-              <w:left w:w="270" w:type="dxa"/>
-              <w:bottom w:w="180" w:type="dxa"/>
-              <w:right w:w="270" w:type="dxa"/>
-            </w:tcMar>
-            <w:vAlign w:val="center"/>
-            <w:hideMark/>
-          </w:tcPr>
-          <w:p>
-            <w:pPr>
-              <w:rPr>
-                <w:sz w:val="22"/>
-              </w:rPr>
-            </w:pPr>
-            <w:r>
-              <w:rPr>
-                <w:sz w:val="22"/>
-              </w:rPr>
-              <w:lastRenderedPageBreak/>
-              <w:t>操作后状态正确更新，并有弹窗提示</w:t>
-            </w:r>
-          </w:p>
-        </w:tc>
-        <w:tc>
-          <w:tcPr>
-            <w:tcW w:w="0" w:type="auto"/>
-            <w:tcBorders>
-              <w:top w:val="single" w:sz="4" w:space="0" w:color="auto"/>
-              <w:left w:val="nil"/>
-              <w:bottom w:val="single" w:sz="4" w:space="0" w:color="auto"/>
-              <w:right w:val="single" w:sz="4" w:space="0" w:color="auto"/>
-            </w:tcBorders>
-            <w:shd w:val="clear" w:color="auto" w:fill="FFFFFF"/>
-            <w:tcMar>
-              <w:top w:w="180" w:type="dxa"/>
-              <w:left w:w="270" w:type="dxa"/>
-              <w:bottom w:w="180" w:type="dxa"/>
-              <w:right w:w="270" w:type="dxa"/>
-            </w:tcMar>
-            <w:vAlign w:val="center"/>
-            <w:hideMark/>
-          </w:tcPr>
-          <w:p>
-            <w:pPr>
-              <w:rPr>
-                <w:sz w:val="22"/>
-              </w:rPr>
-            </w:pPr>
-            <w:r>
-              <w:rPr>
-                <w:sz w:val="22"/>
+            <w:shd w:val="clear" w:color="auto" w:fill="FFFFFF"/>
+            <w:tcMar>
+              <w:top w:w="180" w:type="dxa"/>
+              <w:left w:w="270" w:type="dxa"/>
+              <w:bottom w:w="180" w:type="dxa"/>
+              <w:right w:w="270" w:type="dxa"/>
+            </w:tcMar>
+            <w:vAlign w:val="center"/>
+            <w:hideMark/>
+          </w:tcPr>
+          <w:p>
+            <w:pPr>
+              <w:rPr>
+                <w:szCs w:val="21"/>
+              </w:rPr>
+            </w:pPr>
+            <w:r>
+              <w:rPr>
+                <w:szCs w:val="21"/>
               </w:rPr>
               <w:t>高</w:t>
             </w:r>
@@ -5190,8 +6545,7 @@
       <w:pPr>
         <w:rPr>
           <w:rFonts w:hint="eastAsia"/>
-          <w:sz w:val="24"/>
-          <w:szCs w:val="24"/>
+          <w:sz w:val="22"/>
         </w:rPr>
       </w:pPr>
     </w:p>
@@ -5758,7 +7112,6 @@
     <w:next w:val="a"/>
     <w:link w:val="50"/>
     <w:uiPriority w:val="9"/>
-    <w:semiHidden/>
     <w:unhideWhenUsed/>
     <w:qFormat/>
     <w:rsid w:val="00EF7FDF"/>
@@ -5946,7 +7299,6 @@
     <w:basedOn w:val="a0"/>
     <w:link w:val="5"/>
     <w:uiPriority w:val="9"/>
-    <w:semiHidden/>
     <w:rsid w:val="00EF7FDF"/>
     <w:rPr>
       <w:rFonts w:cstheme="majorBidi"/>
